--- a/WindowsServer 2012/Module 2.docx
+++ b/WindowsServer 2012/Module 2.docx
@@ -47,19 +47,21 @@
         <w:t xml:space="preserve"> даёт возможность организации определённого типа данных в определённую структуру. Фактически это будет своего рода каталог, в котором можно будет хранить нужную инфу – типа базы данных.</w:t>
       </w:r>
       <w:r>
-        <w:t xml:space="preserve"> </w:t>
-      </w:r>
-      <w:r>
-        <w:t>А база данных содержит инфу про безопасность – кому что можно например, или какой у каждого пароль, или какие свойства у каждого пользователя есть.</w:t>
-      </w:r>
-    </w:p>
-    <w:p>
-      <w:pPr>
-        <w:spacing w:after="0"/>
-        <w:jc w:val="both"/>
-        <w:rPr>
-          <w:lang w:val="en-US"/>
-        </w:rPr>
+        <w:t xml:space="preserve"> А база данных содержит инфу про безопасность – кому что </w:t>
+      </w:r>
+      <w:proofErr w:type="gramStart"/>
+      <w:r>
+        <w:t>можно например</w:t>
+      </w:r>
+      <w:proofErr w:type="gramEnd"/>
+      <w:r>
+        <w:t>, или какой у каждого пароль, или какие свойства у каждого пользователя есть.</w:t>
+      </w:r>
+    </w:p>
+    <w:p>
+      <w:pPr>
+        <w:spacing w:after="0"/>
+        <w:jc w:val="both"/>
       </w:pPr>
       <w:r>
         <w:t xml:space="preserve">Физические компоненты </w:t>
@@ -68,7 +70,10 @@
         <w:rPr>
           <w:lang w:val="en-US"/>
         </w:rPr>
-        <w:t>AD:</w:t>
+        <w:t>AD</w:t>
+      </w:r>
+      <w:r>
+        <w:t>:</w:t>
       </w:r>
     </w:p>
     <w:p>
@@ -290,52 +295,264 @@
         <w:t>stores</w:t>
       </w:r>
       <w:r>
+        <w:t xml:space="preserve"> </w:t>
+      </w:r>
+      <w:proofErr w:type="gramStart"/>
+      <w:r>
+        <w:t xml:space="preserve">- </w:t>
+      </w:r>
+      <w:r>
+        <w:t>?????????????</w:t>
+      </w:r>
+      <w:proofErr w:type="gramEnd"/>
+      <w:r>
+        <w:t xml:space="preserve"> </w:t>
+      </w:r>
+    </w:p>
+    <w:p>
+      <w:pPr>
+        <w:spacing w:after="0"/>
+        <w:jc w:val="both"/>
+      </w:pPr>
+    </w:p>
+    <w:p>
+      <w:pPr>
+        <w:spacing w:after="0"/>
+        <w:jc w:val="both"/>
+      </w:pPr>
+      <w:r>
+        <w:t xml:space="preserve">Логические компоненты </w:t>
+      </w:r>
+      <w:r>
+        <w:t>по-разному</w:t>
+      </w:r>
+      <w:r>
+        <w:t xml:space="preserve"> реплицируются – какие-то реплицируются на все домены в лесу, какие-то только в пределах домена.</w:t>
+      </w:r>
+    </w:p>
+    <w:p>
+      <w:pPr>
+        <w:spacing w:after="0"/>
+        <w:jc w:val="both"/>
+      </w:pPr>
+    </w:p>
+    <w:p>
+      <w:pPr>
+        <w:spacing w:after="0"/>
+        <w:jc w:val="both"/>
+      </w:pPr>
+      <w:r>
+        <w:t xml:space="preserve">Логический компоненты </w:t>
+      </w:r>
+      <w:r>
+        <w:rPr>
+          <w:lang w:val="en-US"/>
+        </w:rPr>
+        <w:t>AD</w:t>
+      </w:r>
+      <w:r>
+        <w:t xml:space="preserve"> на которые разбивается база данных</w:t>
+      </w:r>
+      <w:r>
+        <w:t>:</w:t>
+      </w:r>
+    </w:p>
+    <w:p>
+      <w:pPr>
+        <w:spacing w:after="0"/>
+        <w:jc w:val="both"/>
+        <w:rPr>
+          <w:lang w:val="en-US"/>
+        </w:rPr>
+      </w:pPr>
+      <w:r>
+        <w:rPr>
+          <w:lang w:val="en-US"/>
+        </w:rPr>
+        <w:t xml:space="preserve">- </w:t>
+      </w:r>
+      <w:r>
+        <w:rPr>
+          <w:lang w:val="en-US"/>
+        </w:rPr>
+        <w:t>partitions</w:t>
+      </w:r>
+    </w:p>
+    <w:p>
+      <w:pPr>
+        <w:spacing w:after="0"/>
+        <w:jc w:val="both"/>
+        <w:rPr>
+          <w:lang w:val="en-US"/>
+        </w:rPr>
+      </w:pPr>
+      <w:r>
+        <w:rPr>
+          <w:lang w:val="en-US"/>
+        </w:rPr>
+        <w:t>- schema</w:t>
+      </w:r>
+      <w:r>
+        <w:rPr>
+          <w:lang w:val="en-US"/>
+        </w:rPr>
+        <w:t xml:space="preserve"> – </w:t>
+      </w:r>
+      <w:r>
+        <w:t>схема</w:t>
+      </w:r>
+    </w:p>
+    <w:p>
+      <w:pPr>
+        <w:spacing w:after="0"/>
+        <w:jc w:val="both"/>
+        <w:rPr>
+          <w:lang w:val="en-US"/>
+        </w:rPr>
+      </w:pPr>
+      <w:r>
+        <w:rPr>
+          <w:lang w:val="en-US"/>
+        </w:rPr>
+        <w:t>- domains</w:t>
+      </w:r>
+      <w:r>
+        <w:rPr>
+          <w:lang w:val="en-US"/>
+        </w:rPr>
         <w:t xml:space="preserve"> - </w:t>
       </w:r>
       <w:r>
-        <w:t>?????????????</w:t>
-      </w:r>
-      <w:r>
-        <w:t xml:space="preserve"> </w:t>
-      </w:r>
-    </w:p>
-    <w:p>
-      <w:pPr>
-        <w:spacing w:after="0"/>
-        <w:jc w:val="both"/>
-      </w:pPr>
-    </w:p>
-    <w:p>
-      <w:pPr>
-        <w:spacing w:after="0"/>
-        <w:jc w:val="both"/>
-      </w:pPr>
-      <w:r>
-        <w:t xml:space="preserve">Логические компоненты </w:t>
-      </w:r>
-      <w:r>
-        <w:t>по-разному</w:t>
-      </w:r>
-      <w:r>
-        <w:t xml:space="preserve"> реплицируются – какие-то реплицируются на все домены в лесу, какие-то только в пределах домена.</w:t>
-      </w:r>
-    </w:p>
-    <w:p>
-      <w:pPr>
-        <w:spacing w:after="0"/>
-        <w:jc w:val="both"/>
-      </w:pPr>
-    </w:p>
-    <w:p>
-      <w:pPr>
-        <w:spacing w:after="0"/>
-        <w:jc w:val="both"/>
-      </w:pPr>
-      <w:r>
-        <w:t>Логический</w:t>
-      </w:r>
-      <w:r>
-        <w:t xml:space="preserve"> компоненты </w:t>
+        <w:t>домены</w:t>
+      </w:r>
+    </w:p>
+    <w:p>
+      <w:pPr>
+        <w:spacing w:after="0"/>
+        <w:jc w:val="both"/>
+        <w:rPr>
+          <w:lang w:val="en-US"/>
+        </w:rPr>
+      </w:pPr>
+      <w:r>
+        <w:rPr>
+          <w:lang w:val="en-US"/>
+        </w:rPr>
+        <w:t>- domain trees</w:t>
+      </w:r>
+    </w:p>
+    <w:p>
+      <w:pPr>
+        <w:spacing w:after="0"/>
+        <w:jc w:val="both"/>
+        <w:rPr>
+          <w:lang w:val="en-US"/>
+        </w:rPr>
+      </w:pPr>
+      <w:r>
+        <w:rPr>
+          <w:lang w:val="en-US"/>
+        </w:rPr>
+        <w:t>- forest</w:t>
+      </w:r>
+      <w:r>
+        <w:rPr>
+          <w:lang w:val="en-US"/>
+        </w:rPr>
+        <w:t xml:space="preserve"> - </w:t>
+      </w:r>
+      <w:r>
+        <w:t>лес</w:t>
+      </w:r>
+    </w:p>
+    <w:p>
+      <w:pPr>
+        <w:spacing w:after="0"/>
+        <w:jc w:val="both"/>
+        <w:rPr>
+          <w:lang w:val="en-US"/>
+        </w:rPr>
+      </w:pPr>
+      <w:r>
+        <w:rPr>
+          <w:lang w:val="en-US"/>
+        </w:rPr>
+        <w:t>- sites</w:t>
+      </w:r>
+    </w:p>
+    <w:p>
+      <w:pPr>
+        <w:spacing w:after="0"/>
+        <w:jc w:val="both"/>
+        <w:rPr>
+          <w:lang w:val="en-US"/>
+        </w:rPr>
+      </w:pPr>
+      <w:r>
+        <w:rPr>
+          <w:lang w:val="en-US"/>
+        </w:rPr>
+        <w:t>- OUs</w:t>
+      </w:r>
+      <w:r>
+        <w:rPr>
+          <w:lang w:val="en-US"/>
+        </w:rPr>
+        <w:t xml:space="preserve"> - </w:t>
+      </w:r>
+      <w:r>
+        <w:rPr>
+          <w:lang w:val="en-US"/>
+        </w:rPr>
+        <w:t xml:space="preserve">Organizational Units, </w:t>
+      </w:r>
+      <w:r>
+        <w:t>или</w:t>
+      </w:r>
+      <w:r>
+        <w:rPr>
+          <w:lang w:val="en-US"/>
+        </w:rPr>
+        <w:t xml:space="preserve"> </w:t>
+      </w:r>
+      <w:r>
+        <w:t>подразделения</w:t>
+      </w:r>
+      <w:r>
+        <w:rPr>
+          <w:lang w:val="en-US"/>
+        </w:rPr>
+        <w:t>.</w:t>
+      </w:r>
+    </w:p>
+    <w:p>
+      <w:pPr>
+        <w:spacing w:after="0"/>
+        <w:jc w:val="both"/>
+      </w:pPr>
+      <w:r>
+        <w:t xml:space="preserve">- </w:t>
+      </w:r>
+      <w:r>
+        <w:rPr>
+          <w:lang w:val="en-US"/>
+        </w:rPr>
+        <w:t>Containers</w:t>
+      </w:r>
+    </w:p>
+    <w:p>
+      <w:pPr>
+        <w:spacing w:after="0"/>
+        <w:jc w:val="both"/>
+      </w:pPr>
+    </w:p>
+    <w:p>
+      <w:pPr>
+        <w:spacing w:after="0"/>
+        <w:jc w:val="both"/>
+      </w:pPr>
+      <w:r>
+        <w:t xml:space="preserve">Что такое домены в </w:t>
       </w:r>
       <w:r>
         <w:rPr>
@@ -344,199 +561,104 @@
         <w:t>AD</w:t>
       </w:r>
       <w:r>
-        <w:t xml:space="preserve"> на которые разбивается база данных</w:t>
-      </w:r>
-      <w:r>
-        <w:t>:</w:t>
-      </w:r>
-    </w:p>
-    <w:p>
-      <w:pPr>
-        <w:spacing w:after="0"/>
-        <w:jc w:val="both"/>
-        <w:rPr>
-          <w:lang w:val="en-US"/>
-        </w:rPr>
+        <w:t xml:space="preserve"> </w:t>
+      </w:r>
+      <w:r>
+        <w:rPr>
+          <w:lang w:val="en-US"/>
+        </w:rPr>
+        <w:t>DS</w:t>
+      </w:r>
+      <w:r>
+        <w:t>?</w:t>
+      </w:r>
+    </w:p>
+    <w:p>
+      <w:pPr>
+        <w:spacing w:after="0"/>
+        <w:jc w:val="both"/>
+      </w:pPr>
+      <w:r>
+        <w:t>-</w:t>
+      </w:r>
+      <w:r>
+        <w:t xml:space="preserve"> </w:t>
+      </w:r>
+      <w:r>
+        <w:t>Для AD DS требуется один или несколько контроллеров домена.</w:t>
+      </w:r>
+    </w:p>
+    <w:p>
+      <w:pPr>
+        <w:spacing w:after="0"/>
+        <w:jc w:val="both"/>
+      </w:pPr>
+      <w:r>
+        <w:t>- Все контроллеры домена содержат копию базы данных домена, которая постоянно синхронизируется</w:t>
+      </w:r>
+    </w:p>
+    <w:p>
+      <w:pPr>
+        <w:spacing w:after="0"/>
+        <w:jc w:val="both"/>
+      </w:pPr>
+      <w:r>
+        <w:t>-Домен — это контекст, в котором создаются учетные записи пользователей, компьютеров и групп</w:t>
+      </w:r>
+    </w:p>
+    <w:p>
+      <w:pPr>
+        <w:spacing w:after="0"/>
+        <w:jc w:val="both"/>
+      </w:pPr>
+      <w:r>
+        <w:t>- Домен является границей репликации</w:t>
+      </w:r>
+    </w:p>
+    <w:p>
+      <w:pPr>
+        <w:spacing w:after="0"/>
+        <w:jc w:val="both"/>
+      </w:pPr>
+      <w:r>
+        <w:lastRenderedPageBreak/>
+        <w:t xml:space="preserve">-Домен является административным центром для настройки объектов и управления ими Пользователи AD DS </w:t>
+      </w:r>
+    </w:p>
+    <w:p>
+      <w:pPr>
+        <w:spacing w:after="0"/>
+        <w:jc w:val="both"/>
+      </w:pPr>
+      <w:r>
+        <w:t>- Любой контроллер домена может аутентифицировать любой вход в систему в любом месте домена Компьютеры Группы</w:t>
+      </w:r>
+    </w:p>
+    <w:p>
+      <w:pPr>
+        <w:spacing w:after="0"/>
+        <w:jc w:val="both"/>
       </w:pPr>
       <w:r>
         <w:t xml:space="preserve">- </w:t>
       </w:r>
       <w:r>
-        <w:rPr>
-          <w:lang w:val="en-US"/>
-        </w:rPr>
-        <w:t>partitions</w:t>
-      </w:r>
-    </w:p>
-    <w:p>
-      <w:pPr>
-        <w:spacing w:after="0"/>
-        <w:jc w:val="both"/>
-      </w:pPr>
-      <w:r>
-        <w:rPr>
-          <w:lang w:val="en-US"/>
-        </w:rPr>
-        <w:t>- schema</w:t>
-      </w:r>
-      <w:r>
-        <w:rPr>
-          <w:lang w:val="en-US"/>
-        </w:rPr>
-        <w:t xml:space="preserve"> – </w:t>
-      </w:r>
-      <w:r>
-        <w:t>схема</w:t>
-      </w:r>
-    </w:p>
-    <w:p>
-      <w:pPr>
-        <w:spacing w:after="0"/>
-        <w:jc w:val="both"/>
-        <w:rPr>
-          <w:lang w:val="en-US"/>
-        </w:rPr>
-      </w:pPr>
-      <w:r>
-        <w:rPr>
-          <w:lang w:val="en-US"/>
-        </w:rPr>
-        <w:t>- domains</w:t>
-      </w:r>
-      <w:r>
-        <w:rPr>
-          <w:lang w:val="en-US"/>
-        </w:rPr>
-        <w:t xml:space="preserve"> - </w:t>
-      </w:r>
-      <w:r>
-        <w:t>домены</w:t>
-      </w:r>
-    </w:p>
-    <w:p>
-      <w:pPr>
-        <w:spacing w:after="0"/>
-        <w:jc w:val="both"/>
-        <w:rPr>
-          <w:lang w:val="en-US"/>
-        </w:rPr>
-      </w:pPr>
-      <w:r>
-        <w:rPr>
-          <w:lang w:val="en-US"/>
-        </w:rPr>
-        <w:t>- domain trees</w:t>
-      </w:r>
-    </w:p>
-    <w:p>
-      <w:pPr>
-        <w:spacing w:after="0"/>
-        <w:jc w:val="both"/>
-      </w:pPr>
-      <w:r>
-        <w:rPr>
-          <w:lang w:val="en-US"/>
-        </w:rPr>
-        <w:t>- forest</w:t>
-      </w:r>
-      <w:r>
-        <w:t xml:space="preserve"> - лес</w:t>
-      </w:r>
-    </w:p>
-    <w:p>
-      <w:pPr>
-        <w:spacing w:after="0"/>
-        <w:jc w:val="both"/>
-        <w:rPr>
-          <w:lang w:val="en-US"/>
-        </w:rPr>
-      </w:pPr>
-      <w:r>
-        <w:rPr>
-          <w:lang w:val="en-US"/>
-        </w:rPr>
-        <w:t>- sites</w:t>
-      </w:r>
-    </w:p>
-    <w:p>
-      <w:pPr>
-        <w:spacing w:after="0"/>
-        <w:jc w:val="both"/>
-        <w:rPr>
-          <w:lang w:val="en-US"/>
-        </w:rPr>
-      </w:pPr>
-      <w:r>
-        <w:rPr>
-          <w:lang w:val="en-US"/>
-        </w:rPr>
-        <w:t>- OUs</w:t>
-      </w:r>
-      <w:r>
-        <w:rPr>
-          <w:lang w:val="en-US"/>
-        </w:rPr>
-        <w:t xml:space="preserve"> - </w:t>
-      </w:r>
-      <w:r>
-        <w:rPr>
-          <w:lang w:val="en-US"/>
-        </w:rPr>
-        <w:t xml:space="preserve">Organizational Units, </w:t>
-      </w:r>
-      <w:r>
-        <w:t>или</w:t>
-      </w:r>
-      <w:r>
-        <w:rPr>
-          <w:lang w:val="en-US"/>
-        </w:rPr>
-        <w:t xml:space="preserve"> </w:t>
-      </w:r>
-      <w:r>
-        <w:t>подразделения</w:t>
-      </w:r>
-      <w:r>
-        <w:rPr>
-          <w:lang w:val="en-US"/>
-        </w:rPr>
-        <w:t>.</w:t>
-      </w:r>
-    </w:p>
-    <w:p>
-      <w:pPr>
-        <w:spacing w:after="0"/>
-        <w:jc w:val="both"/>
-        <w:rPr>
-          <w:lang w:val="en-US"/>
-        </w:rPr>
-      </w:pPr>
-      <w:r>
-        <w:rPr>
-          <w:lang w:val="en-US"/>
-        </w:rPr>
-        <w:t>- Containers</w:t>
-      </w:r>
-    </w:p>
-    <w:p>
-      <w:pPr>
-        <w:spacing w:after="0"/>
-        <w:jc w:val="both"/>
-        <w:rPr>
-          <w:lang w:val="en-US"/>
-        </w:rPr>
-      </w:pPr>
-    </w:p>
-    <w:p>
-      <w:pPr>
-        <w:spacing w:after="0"/>
-        <w:jc w:val="both"/>
-        <w:rPr>
-          <w:lang w:val="en-US"/>
-        </w:rPr>
-      </w:pPr>
-      <w:r>
-        <w:t xml:space="preserve">Что такое домены в </w:t>
+        <w:t>Домен обеспечивает авторизацию</w:t>
+      </w:r>
+    </w:p>
+    <w:p>
+      <w:pPr>
+        <w:spacing w:after="0"/>
+        <w:jc w:val="both"/>
+      </w:pPr>
+    </w:p>
+    <w:p>
+      <w:pPr>
+        <w:spacing w:after="0"/>
+        <w:jc w:val="both"/>
+      </w:pPr>
+      <w:r>
+        <w:t xml:space="preserve">Служба </w:t>
       </w:r>
       <w:r>
         <w:rPr>
@@ -554,131 +676,18 @@
         <w:t>DS</w:t>
       </w:r>
       <w:r>
-        <w:t>?</w:t>
-      </w:r>
-    </w:p>
-    <w:p>
-      <w:pPr>
-        <w:spacing w:after="0"/>
-        <w:jc w:val="both"/>
-      </w:pPr>
-      <w:r>
-        <w:t>-</w:t>
-      </w:r>
-      <w:r>
-        <w:t xml:space="preserve"> </w:t>
-      </w:r>
-      <w:r>
-        <w:t>Для AD DS требуется один или несколько контроллеров домена</w:t>
-      </w:r>
-      <w:r>
-        <w:t>.</w:t>
-      </w:r>
-    </w:p>
-    <w:p>
-      <w:pPr>
-        <w:spacing w:after="0"/>
-        <w:jc w:val="both"/>
-        <w:rPr>
-          <w:lang w:val="en-US"/>
-        </w:rPr>
-      </w:pPr>
-      <w:r>
-        <w:t xml:space="preserve">- </w:t>
-      </w:r>
-      <w:r>
-        <w:t>Все контроллеры домена содержат копию базы данных домена, которая постоянно синхронизируется</w:t>
-      </w:r>
-    </w:p>
-    <w:p>
-      <w:pPr>
-        <w:spacing w:after="0"/>
-        <w:jc w:val="both"/>
-      </w:pPr>
-      <w:r>
-        <w:t>-</w:t>
-      </w:r>
-      <w:r>
-        <w:t xml:space="preserve">Домен </w:t>
-      </w:r>
-      <w:r>
-        <w:t>— это</w:t>
-      </w:r>
-      <w:r>
-        <w:t xml:space="preserve"> контекст, в котором создаются учетные записи пользователей, компьютеров и групп</w:t>
-      </w:r>
-    </w:p>
-    <w:p>
-      <w:pPr>
-        <w:spacing w:after="0"/>
-        <w:jc w:val="both"/>
-      </w:pPr>
-      <w:r>
-        <w:t xml:space="preserve">- </w:t>
-      </w:r>
-      <w:r>
-        <w:t>Домен является границей репликации</w:t>
-      </w:r>
-    </w:p>
-    <w:p>
-      <w:pPr>
-        <w:spacing w:after="0"/>
-        <w:jc w:val="both"/>
-        <w:rPr>
-          <w:lang w:val="en-US"/>
-        </w:rPr>
-      </w:pPr>
-      <w:r>
-        <w:lastRenderedPageBreak/>
-        <w:t>-</w:t>
-      </w:r>
-      <w:r>
-        <w:t xml:space="preserve">Домен является административным центром для настройки объектов и управления ими Пользователи AD DS </w:t>
-      </w:r>
-    </w:p>
-    <w:p>
-      <w:pPr>
-        <w:spacing w:after="0"/>
-        <w:jc w:val="both"/>
-      </w:pPr>
-      <w:r>
-        <w:t xml:space="preserve">- </w:t>
-      </w:r>
-      <w:r>
-        <w:t>Любой контроллер домена может аутентифицировать любой вход в систему в любом месте домена Компьютеры Группы</w:t>
-      </w:r>
-    </w:p>
-    <w:p>
-      <w:pPr>
-        <w:spacing w:after="0"/>
-        <w:jc w:val="both"/>
-        <w:rPr>
-          <w:lang w:val="en-US"/>
-        </w:rPr>
-      </w:pPr>
-      <w:r>
-        <w:rPr>
-          <w:lang w:val="en-US"/>
-        </w:rPr>
-        <w:t xml:space="preserve">- </w:t>
-      </w:r>
-      <w:r>
-        <w:t>Домен обеспечивает авторизацию</w:t>
-      </w:r>
-    </w:p>
-    <w:p>
-      <w:pPr>
-        <w:spacing w:after="0"/>
-        <w:jc w:val="both"/>
-      </w:pPr>
-    </w:p>
-    <w:p>
-      <w:pPr>
-        <w:spacing w:after="0"/>
-        <w:jc w:val="both"/>
-      </w:pPr>
-      <w:r>
-        <w:t xml:space="preserve">Служба </w:t>
+        <w:t xml:space="preserve"> </w:t>
+      </w:r>
+      <w:r>
+        <w:t xml:space="preserve">обслуживает базы данных, и у этих БД есть некоторая структура. Например, есть компания, у которой филиал в </w:t>
+      </w:r>
+      <w:proofErr w:type="spellStart"/>
+      <w:r>
+        <w:t>Спб</w:t>
+      </w:r>
+      <w:proofErr w:type="spellEnd"/>
+      <w:r>
+        <w:t xml:space="preserve"> и в Париже. И в БД будет храниться инфа о том, кто работает в этой организации – </w:t>
       </w:r>
       <w:r>
         <w:rPr>
@@ -699,27 +708,6 @@
         <w:t xml:space="preserve"> </w:t>
       </w:r>
       <w:r>
-        <w:t xml:space="preserve">обслуживает базы данных, и у этих БД есть некоторая структура. Например, есть компания, у которой филиал в Спб и в Париже. И в БД будет храниться инфа о том, кто работает в этой организации – </w:t>
-      </w:r>
-      <w:r>
-        <w:rPr>
-          <w:lang w:val="en-US"/>
-        </w:rPr>
-        <w:t>AD</w:t>
-      </w:r>
-      <w:r>
-        <w:t xml:space="preserve"> </w:t>
-      </w:r>
-      <w:r>
-        <w:rPr>
-          <w:lang w:val="en-US"/>
-        </w:rPr>
-        <w:t>DS</w:t>
-      </w:r>
-      <w:r>
-        <w:t xml:space="preserve"> </w:t>
-      </w:r>
-      <w:r>
         <w:t>– это такая база, которая умеет хранить инфу, связанную с безопасностью. Она умеет хранить объекты пользователей, объекты компов, групп и пр.</w:t>
       </w:r>
     </w:p>
@@ -744,7 +732,15 @@
         <w:jc w:val="both"/>
       </w:pPr>
       <w:r>
-        <w:t xml:space="preserve">Если мы в Спб, нам не интересны пользователи в Париже, и наоборот, и поэтому вся база </w:t>
+        <w:t xml:space="preserve">Если мы в </w:t>
+      </w:r>
+      <w:proofErr w:type="spellStart"/>
+      <w:r>
+        <w:t>Спб</w:t>
+      </w:r>
+      <w:proofErr w:type="spellEnd"/>
+      <w:r>
+        <w:t xml:space="preserve">, нам не интересны пользователи в Париже, и наоборот, и поэтому вся база </w:t>
       </w:r>
       <w:r>
         <w:rPr>
@@ -1006,8 +1002,13 @@
         <w:jc w:val="both"/>
       </w:pPr>
       <w:r>
-        <w:t>Папка с книгой – это оушки</w:t>
-      </w:r>
+        <w:t xml:space="preserve">Папка с книгой – это </w:t>
+      </w:r>
+      <w:proofErr w:type="spellStart"/>
+      <w:r>
+        <w:t>оушки</w:t>
+      </w:r>
+      <w:proofErr w:type="spellEnd"/>
       <w:r>
         <w:t xml:space="preserve"> -</w:t>
       </w:r>
@@ -1297,10 +1298,7 @@
         <w:jc w:val="both"/>
       </w:pPr>
       <w:r>
-        <w:t>Схема определяет объекты, которые могут храниться в AD DS</w:t>
-      </w:r>
-      <w:r>
-        <w:t>.</w:t>
+        <w:t>Схема определяет объекты, которые могут храниться в AD DS.</w:t>
       </w:r>
     </w:p>
     <w:p>
@@ -1334,7 +1332,15 @@
         <w:t>Есть роль – хозяин схемы – это один единственный контроллер домена во всем лесу, среди всех доменов он один, и он рулит схемой.</w:t>
       </w:r>
       <w:r>
-        <w:t xml:space="preserve"> Хозяин схемы будет иметь очень много полномочий, поэтому роль хозяина схемы нужно выдавать такому контроллеру домена, который невозможно сломать – это должен быть самый надёжный контроллер домена из всех доступных, и его необходимо защищать как только возможно. Если контроллер этот сдохнет, то страшного ничего не случиться до тех пор, пока мы не захотим изменить схему – и мы не сможем это сделать. Придётся перехватывать роль.</w:t>
+        <w:t xml:space="preserve"> Хозяин схемы будет иметь очень много полномочий, поэтому роль хозяина схемы нужно выдавать такому контроллеру домена, который невозможно сломать – это должен быть самый надёжный контроллер домена из всех доступных, и его необходимо </w:t>
+      </w:r>
+      <w:proofErr w:type="gramStart"/>
+      <w:r>
+        <w:t>защищать</w:t>
+      </w:r>
+      <w:proofErr w:type="gramEnd"/>
+      <w:r>
+        <w:t xml:space="preserve"> как только возможно. Если контроллер этот сдохнет, то страшного ничего не случиться до тех пор, пока мы не захотим изменить схему – и мы не сможем это сделать. Придётся перехватывать роль.</w:t>
       </w:r>
     </w:p>
     <w:p>
@@ -1426,21 +1432,25 @@
       <w:r>
         <w:t xml:space="preserve">. Физически эта база размещается в файле </w:t>
       </w:r>
+      <w:proofErr w:type="spellStart"/>
       <w:r>
         <w:rPr>
           <w:lang w:val="en-US"/>
         </w:rPr>
         <w:t>Ntds</w:t>
       </w:r>
+      <w:proofErr w:type="spellEnd"/>
       <w:r>
         <w:t>.</w:t>
       </w:r>
+      <w:proofErr w:type="spellStart"/>
       <w:r>
         <w:rPr>
           <w:lang w:val="en-US"/>
         </w:rPr>
         <w:t>dit</w:t>
       </w:r>
+      <w:proofErr w:type="spellEnd"/>
       <w:r>
         <w:t xml:space="preserve">. Там используется разновидность механизма джет, и кусочек этой базы данных лежит в папке </w:t>
       </w:r>
@@ -1481,7 +1491,10 @@
         <w:rPr>
           <w:lang w:val="en-US"/>
         </w:rPr>
-        <w:t xml:space="preserve">Kerberos – </w:t>
+        <w:t>Kerberos</w:t>
+      </w:r>
+      <w:r>
+        <w:t xml:space="preserve"> – </w:t>
       </w:r>
       <w:r>
         <w:t>механизм аутентификации</w:t>
@@ -1491,9 +1504,6 @@
       <w:pPr>
         <w:spacing w:after="0"/>
         <w:jc w:val="both"/>
-        <w:rPr>
-          <w:lang w:val="en-US"/>
-        </w:rPr>
       </w:pPr>
       <w:r>
         <w:t xml:space="preserve">- </w:t>
@@ -1502,7 +1512,10 @@
         <w:rPr>
           <w:lang w:val="en-US"/>
         </w:rPr>
-        <w:t xml:space="preserve">KDS </w:t>
+        <w:t>KDS</w:t>
+      </w:r>
+      <w:r>
+        <w:t xml:space="preserve"> </w:t>
       </w:r>
       <w:r>
         <w:t xml:space="preserve">раздача ключей </w:t>
@@ -1511,16 +1524,16 @@
         <w:rPr>
           <w:lang w:val="en-US"/>
         </w:rPr>
-        <w:t>Kerberos.</w:t>
-      </w:r>
-    </w:p>
-    <w:p>
-      <w:pPr>
-        <w:spacing w:after="0"/>
-        <w:jc w:val="both"/>
-        <w:rPr>
-          <w:lang w:val="en-US"/>
-        </w:rPr>
+        <w:t>Kerberos</w:t>
+      </w:r>
+      <w:r>
+        <w:t>.</w:t>
+      </w:r>
+    </w:p>
+    <w:p>
+      <w:pPr>
+        <w:spacing w:after="0"/>
+        <w:jc w:val="both"/>
       </w:pPr>
     </w:p>
     <w:p>
@@ -1580,7 +1593,15 @@
         <w:t>RODC</w:t>
       </w:r>
       <w:r>
-        <w:t xml:space="preserve"> – не будет паролей ваще, или будут такие пароли, которые нельзя изменить</w:t>
+        <w:t xml:space="preserve"> – не будет паролей </w:t>
+      </w:r>
+      <w:proofErr w:type="spellStart"/>
+      <w:r>
+        <w:t>ваще</w:t>
+      </w:r>
+      <w:proofErr w:type="spellEnd"/>
+      <w:r>
+        <w:t>, или будут такие пароли, которые нельзя изменить</w:t>
       </w:r>
     </w:p>
     <w:p>
@@ -1640,7 +1661,7 @@
         <w:jc w:val="both"/>
       </w:pPr>
       <w:r>
-        <w:t xml:space="preserve">Допустим есть лес, и в нем есть 2 домена, и есть пользователи одного и другого домена, они друг о друге не знают, они знают только о пользователях своего домена. И тут им понадобилось им что-то узнать друг о друге, для этого потребуется сделать кучу работы. </w:t>
+        <w:t xml:space="preserve">Допустим есть лес, и в нем есть 2 домена, и есть пользователи одного и другого домена, они друг о друге не знают, они знают только о пользователях своего домена. И тут им понадобилось что-то узнать друг о друге, для этого потребуется сделать кучу работы. </w:t>
       </w:r>
       <w:r>
         <w:t>Поэтому</w:t>
@@ -1693,16 +1714,1958 @@
         <w:spacing w:after="0"/>
         <w:jc w:val="both"/>
       </w:pPr>
-      <w:r>
+    </w:p>
+    <w:p>
+      <w:pPr>
+        <w:spacing w:after="0"/>
+        <w:jc w:val="both"/>
+      </w:pPr>
+      <w:r>
+        <w:t xml:space="preserve">Процесс входа </w:t>
+      </w:r>
+      <w:r>
+        <w:rPr>
+          <w:lang w:val="en-US"/>
+        </w:rPr>
+        <w:t>AD</w:t>
+      </w:r>
+    </w:p>
+    <w:p>
+      <w:pPr>
+        <w:spacing w:after="0"/>
+        <w:jc w:val="both"/>
+      </w:pPr>
+      <w:r>
+        <w:rPr>
+          <w:noProof/>
+        </w:rPr>
+        <w:drawing>
+          <wp:anchor distT="0" distB="0" distL="114300" distR="114300" simplePos="0" relativeHeight="251659264" behindDoc="1" locked="0" layoutInCell="1" allowOverlap="1" wp14:anchorId="65B289B9" wp14:editId="3F7EE9EA">
+            <wp:simplePos x="0" y="0"/>
+            <wp:positionH relativeFrom="margin">
+              <wp:align>left</wp:align>
+            </wp:positionH>
+            <wp:positionV relativeFrom="paragraph">
+              <wp:posOffset>54610</wp:posOffset>
+            </wp:positionV>
+            <wp:extent cx="1676400" cy="1838960"/>
+            <wp:effectExtent l="0" t="0" r="0" b="8890"/>
+            <wp:wrapTight wrapText="bothSides">
+              <wp:wrapPolygon edited="0">
+                <wp:start x="0" y="0"/>
+                <wp:lineTo x="0" y="21481"/>
+                <wp:lineTo x="21355" y="21481"/>
+                <wp:lineTo x="21355" y="0"/>
+                <wp:lineTo x="0" y="0"/>
+              </wp:wrapPolygon>
+            </wp:wrapTight>
+            <wp:docPr id="1043476565" name="Рисунок 1"/>
+            <wp:cNvGraphicFramePr>
+              <a:graphicFrameLocks xmlns:a="http://schemas.openxmlformats.org/drawingml/2006/main" noChangeAspect="1"/>
+            </wp:cNvGraphicFramePr>
+            <a:graphic xmlns:a="http://schemas.openxmlformats.org/drawingml/2006/main">
+              <a:graphicData uri="http://schemas.openxmlformats.org/drawingml/2006/picture">
+                <pic:pic xmlns:pic="http://schemas.openxmlformats.org/drawingml/2006/picture">
+                  <pic:nvPicPr>
+                    <pic:cNvPr id="1043476565" name=""/>
+                    <pic:cNvPicPr/>
+                  </pic:nvPicPr>
+                  <pic:blipFill>
+                    <a:blip r:embed="rId6" cstate="print">
+                      <a:extLst>
+                        <a:ext uri="{28A0092B-C50C-407E-A947-70E740481C1C}">
+                          <a14:useLocalDpi xmlns:a14="http://schemas.microsoft.com/office/drawing/2010/main" val="0"/>
+                        </a:ext>
+                      </a:extLst>
+                    </a:blip>
+                    <a:stretch>
+                      <a:fillRect/>
+                    </a:stretch>
+                  </pic:blipFill>
+                  <pic:spPr>
+                    <a:xfrm>
+                      <a:off x="0" y="0"/>
+                      <a:ext cx="1676400" cy="1838960"/>
+                    </a:xfrm>
+                    <a:prstGeom prst="rect">
+                      <a:avLst/>
+                    </a:prstGeom>
+                  </pic:spPr>
+                </pic:pic>
+              </a:graphicData>
+            </a:graphic>
+          </wp:anchor>
+        </w:drawing>
+      </w:r>
+      <w:r>
+        <w:t>Допустим есть домен, в котором есть рабочая станция, контроллер домена и сервер, на котором доступ к общим файлам.</w:t>
+      </w:r>
+    </w:p>
+    <w:p>
+      <w:pPr>
+        <w:spacing w:after="0"/>
+        <w:jc w:val="both"/>
+      </w:pPr>
+      <w:r>
+        <w:t>На контроллере домена есть учётка пользователя, учётка рабочей станции.</w:t>
+      </w:r>
+    </w:p>
+    <w:p>
+      <w:pPr>
+        <w:spacing w:after="0"/>
+        <w:jc w:val="both"/>
+      </w:pPr>
+      <w:r>
+        <w:t xml:space="preserve">При использовании АД (а на самом деле </w:t>
+      </w:r>
+      <w:proofErr w:type="spellStart"/>
+      <w:r>
+        <w:t>керберос</w:t>
+      </w:r>
+      <w:proofErr w:type="spellEnd"/>
+      <w:r>
+        <w:t>)</w:t>
+      </w:r>
+      <w:r>
+        <w:t>:</w:t>
+      </w:r>
+    </w:p>
+    <w:p>
+      <w:pPr>
+        <w:spacing w:after="0"/>
+        <w:jc w:val="both"/>
+      </w:pPr>
+      <w:r>
+        <w:t>1. Пользователю нужно зайти на раб. станцию. Он туда заходит путём ввода логина и пароля</w:t>
+      </w:r>
+      <w:r>
+        <w:t>.</w:t>
+      </w:r>
+    </w:p>
+    <w:p>
+      <w:pPr>
+        <w:spacing w:after="0"/>
+        <w:jc w:val="both"/>
+      </w:pPr>
+      <w:r>
+        <w:t>2. Рабочая станция сама по себе его не проверяет. Она посылает его на контроллер домена, спрашивая – «Можно ли этому челику войти?».</w:t>
+      </w:r>
+    </w:p>
+    <w:p>
+      <w:pPr>
+        <w:spacing w:after="0"/>
+        <w:jc w:val="both"/>
+      </w:pPr>
+      <w:r>
+        <w:t>3. Контроллер домена проверяет и говорит, например – «Да, можно». И пользователь получает доступ к рабочей станции.</w:t>
+      </w:r>
+    </w:p>
+    <w:p>
+      <w:pPr>
+        <w:spacing w:after="0"/>
+        <w:jc w:val="both"/>
+      </w:pPr>
+      <w:r>
+        <w:t xml:space="preserve">4. При получении доступа от контроллера домена, кроме ответа «Да, этого чела можно пускать», контроллер домена выдает пользователю </w:t>
+      </w:r>
+      <w:r>
+        <w:rPr>
+          <w:lang w:val="en-US"/>
+        </w:rPr>
+        <w:t>TGT</w:t>
+      </w:r>
+      <w:r>
+        <w:t>. TGT (</w:t>
+      </w:r>
+      <w:proofErr w:type="spellStart"/>
+      <w:r>
+        <w:t>Ticket</w:t>
+      </w:r>
+      <w:proofErr w:type="spellEnd"/>
+      <w:r>
+        <w:t xml:space="preserve"> </w:t>
+      </w:r>
+      <w:proofErr w:type="spellStart"/>
+      <w:r>
+        <w:t>Granting</w:t>
+      </w:r>
+      <w:proofErr w:type="spellEnd"/>
+      <w:r>
+        <w:t xml:space="preserve"> </w:t>
+      </w:r>
+      <w:proofErr w:type="spellStart"/>
+      <w:r>
+        <w:t>Ticket</w:t>
+      </w:r>
+      <w:proofErr w:type="spellEnd"/>
+      <w:r>
+        <w:t xml:space="preserve">) в протоколе </w:t>
+      </w:r>
+      <w:proofErr w:type="spellStart"/>
+      <w:r>
+        <w:t>Kerberos</w:t>
+      </w:r>
+      <w:proofErr w:type="spellEnd"/>
+      <w:r>
+        <w:t xml:space="preserve"> — это «билет на получение билетов», выдаваемый Центром распределения ключей (KDC) после успешной начальной аутентификации пользователя (ввода логина/пароля).</w:t>
+      </w:r>
+    </w:p>
+    <w:p>
+      <w:pPr>
+        <w:spacing w:after="0"/>
+        <w:jc w:val="both"/>
+      </w:pPr>
+      <w:r>
+        <w:t>5.</w:t>
+      </w:r>
+      <w:r>
+        <w:t xml:space="preserve"> И теперь, каждый раз, когда пользователь захочет получить </w:t>
+      </w:r>
+      <w:r>
+        <w:t xml:space="preserve">доступ </w:t>
+      </w:r>
+      <w:r>
+        <w:t xml:space="preserve">к чему </w:t>
+      </w:r>
+      <w:r>
+        <w:t xml:space="preserve">ни будь ещё, например к ресурсам файлового сервера домена, он должен будет обратиться на контроллер домена и сказать – «Мне нужен доступ на </w:t>
+      </w:r>
+      <w:proofErr w:type="spellStart"/>
+      <w:r>
+        <w:t>файлопомойку</w:t>
+      </w:r>
+      <w:proofErr w:type="spellEnd"/>
+      <w:r>
+        <w:t xml:space="preserve">, дай пожалуйста билетик, чтобы я с ним пошёл на сервер, и сервер бы меня пустил, т.к. он твоим билетам доверяет». И чтобы каждый раз не светить свою учётку, он будет показывать </w:t>
+      </w:r>
+      <w:r>
+        <w:rPr>
+          <w:lang w:val="en-US"/>
+        </w:rPr>
+        <w:t>TGT</w:t>
+      </w:r>
+      <w:r>
+        <w:t xml:space="preserve">, и </w:t>
+      </w:r>
+      <w:proofErr w:type="gramStart"/>
+      <w:r>
+        <w:t>говорит</w:t>
+      </w:r>
+      <w:proofErr w:type="gramEnd"/>
+      <w:r>
+        <w:t xml:space="preserve"> «Я к тебе пришёл с билетом, который ты сам мне дал, ты этому билету доверяешь, </w:t>
+      </w:r>
+      <w:proofErr w:type="gramStart"/>
+      <w:r>
+        <w:t>по этому</w:t>
+      </w:r>
+      <w:proofErr w:type="gramEnd"/>
+      <w:r>
+        <w:t xml:space="preserve"> дай мне на этот билет другой билет, который я покажу другому серверу». Это механизм </w:t>
+      </w:r>
+      <w:proofErr w:type="spellStart"/>
+      <w:r>
+        <w:t>керберос</w:t>
+      </w:r>
+      <w:proofErr w:type="spellEnd"/>
+      <w:r>
+        <w:t xml:space="preserve"> для доступа к ресурсам внутри домена.</w:t>
+      </w:r>
+    </w:p>
+    <w:p>
+      <w:pPr>
+        <w:spacing w:after="0"/>
+        <w:jc w:val="both"/>
+      </w:pPr>
+      <w:r>
+        <w:t xml:space="preserve">Т.е. </w:t>
+      </w:r>
+      <w:r>
+        <w:rPr>
+          <w:lang w:val="en-US"/>
+        </w:rPr>
+        <w:t>TGT</w:t>
+      </w:r>
+      <w:r>
+        <w:t xml:space="preserve"> </w:t>
+      </w:r>
+      <w:r>
+        <w:t xml:space="preserve">контроллер домена выдаёт пользователям, и пользователи потом показывают </w:t>
+      </w:r>
+      <w:r>
+        <w:rPr>
+          <w:lang w:val="en-US"/>
+        </w:rPr>
+        <w:t>TGT</w:t>
+      </w:r>
+      <w:r>
+        <w:t xml:space="preserve"> </w:t>
+      </w:r>
+      <w:r>
+        <w:t>контроллеру домена для получения других билетов.</w:t>
+      </w:r>
+    </w:p>
+    <w:p>
+      <w:pPr>
+        <w:spacing w:after="0"/>
+        <w:jc w:val="both"/>
+      </w:pPr>
+      <w:r>
+        <w:t>А просто тикет – это то, что требует конечный сервер.</w:t>
+      </w:r>
+    </w:p>
+    <w:p>
+      <w:pPr>
+        <w:spacing w:after="0"/>
+        <w:jc w:val="both"/>
+      </w:pPr>
+    </w:p>
+    <w:p>
+      <w:pPr>
+        <w:spacing w:after="0"/>
+        <w:jc w:val="both"/>
+      </w:pPr>
+      <w:r>
+        <w:t>Алгоритм:</w:t>
+      </w:r>
+    </w:p>
+    <w:p>
+      <w:pPr>
+        <w:spacing w:after="0"/>
+        <w:jc w:val="both"/>
+      </w:pPr>
+      <w:r>
+        <w:t>1. Учетная запись пользователя проходит проверку подлинности</w:t>
+      </w:r>
+    </w:p>
+    <w:p>
+      <w:pPr>
+        <w:spacing w:after="0"/>
+        <w:jc w:val="both"/>
+      </w:pPr>
+      <w:r>
+        <w:t>на контроллере домена.</w:t>
+      </w:r>
+    </w:p>
+    <w:p>
+      <w:pPr>
+        <w:spacing w:after="0"/>
+        <w:jc w:val="both"/>
+      </w:pPr>
+      <w:r>
+        <w:t xml:space="preserve">2. Контроллер домена возвращает </w:t>
+      </w:r>
+      <w:r>
+        <w:rPr>
+          <w:lang w:val="en-US"/>
+        </w:rPr>
+        <w:t>TGT</w:t>
+      </w:r>
+      <w:r>
+        <w:t xml:space="preserve"> клиенту.</w:t>
+      </w:r>
+    </w:p>
+    <w:p>
+      <w:pPr>
+        <w:spacing w:after="0"/>
+        <w:jc w:val="both"/>
+      </w:pPr>
+      <w:r>
+        <w:t>3. Клиент использует TGT для подачи заявки на</w:t>
+      </w:r>
+      <w:r>
+        <w:t xml:space="preserve"> </w:t>
+      </w:r>
+      <w:r>
+        <w:t>доступ к рабочей станции.</w:t>
+      </w:r>
+    </w:p>
+    <w:p>
+      <w:pPr>
+        <w:spacing w:after="0"/>
+        <w:jc w:val="both"/>
+      </w:pPr>
+      <w:r>
+        <w:t>4. Контроллер домена предоставляет</w:t>
+      </w:r>
+      <w:r>
+        <w:t xml:space="preserve"> </w:t>
+      </w:r>
+      <w:r>
+        <w:t>доступ к рабочей станции.</w:t>
+      </w:r>
+    </w:p>
+    <w:p>
+      <w:pPr>
+        <w:spacing w:after="0"/>
+        <w:jc w:val="both"/>
+      </w:pPr>
+      <w:r>
+        <w:t>5. Клиент использует TGT для подачи заявки на</w:t>
+      </w:r>
+      <w:r>
+        <w:t xml:space="preserve"> </w:t>
+      </w:r>
+      <w:r>
+        <w:t>доступ к</w:t>
+      </w:r>
+      <w:r>
+        <w:t xml:space="preserve"> </w:t>
+      </w:r>
+      <w:r>
+        <w:t>файловому серверу.</w:t>
+      </w:r>
+    </w:p>
+    <w:p>
+      <w:pPr>
+        <w:spacing w:after="0"/>
+        <w:jc w:val="both"/>
+      </w:pPr>
+      <w:r>
+        <w:t>6. Контроллер домена возвращает доступ к серверу.</w:t>
+      </w:r>
+    </w:p>
+    <w:p>
+      <w:pPr>
+        <w:spacing w:after="0"/>
+        <w:jc w:val="both"/>
+      </w:pPr>
+    </w:p>
+    <w:p>
+      <w:pPr>
+        <w:spacing w:after="0"/>
+        <w:jc w:val="both"/>
+      </w:pPr>
+      <w:r>
+        <w:t>Установка.</w:t>
+      </w:r>
+    </w:p>
+    <w:p>
+      <w:pPr>
+        <w:spacing w:after="0"/>
+        <w:jc w:val="both"/>
+        <w:rPr>
+          <w:lang w:val="en-US"/>
+        </w:rPr>
+      </w:pPr>
+      <w:r>
+        <w:t xml:space="preserve">1. </w:t>
+      </w:r>
+      <w:r>
+        <w:rPr>
+          <w:lang w:val="en-US"/>
+        </w:rPr>
+        <w:t>Power shell.</w:t>
+      </w:r>
+    </w:p>
+    <w:p>
+      <w:pPr>
+        <w:spacing w:after="0"/>
+        <w:jc w:val="both"/>
+      </w:pPr>
+      <w:r>
+        <w:rPr>
+          <w:noProof/>
+        </w:rPr>
         <w:lastRenderedPageBreak/>
-        <w:t>46:20</w:t>
-      </w:r>
-    </w:p>
-    <w:p>
-      <w:pPr>
-        <w:spacing w:after="0"/>
-        <w:jc w:val="both"/>
-      </w:pPr>
+        <w:drawing>
+          <wp:inline distT="0" distB="0" distL="0" distR="0" wp14:anchorId="4A9BB82D" wp14:editId="7FB3CF10">
+            <wp:extent cx="3220720" cy="1011252"/>
+            <wp:effectExtent l="0" t="0" r="0" b="0"/>
+            <wp:docPr id="1869739053" name="Рисунок 1"/>
+            <wp:cNvGraphicFramePr>
+              <a:graphicFrameLocks xmlns:a="http://schemas.openxmlformats.org/drawingml/2006/main" noChangeAspect="1"/>
+            </wp:cNvGraphicFramePr>
+            <a:graphic xmlns:a="http://schemas.openxmlformats.org/drawingml/2006/main">
+              <a:graphicData uri="http://schemas.openxmlformats.org/drawingml/2006/picture">
+                <pic:pic xmlns:pic="http://schemas.openxmlformats.org/drawingml/2006/picture">
+                  <pic:nvPicPr>
+                    <pic:cNvPr id="1869739053" name=""/>
+                    <pic:cNvPicPr/>
+                  </pic:nvPicPr>
+                  <pic:blipFill>
+                    <a:blip r:embed="rId7"/>
+                    <a:stretch>
+                      <a:fillRect/>
+                    </a:stretch>
+                  </pic:blipFill>
+                  <pic:spPr>
+                    <a:xfrm>
+                      <a:off x="0" y="0"/>
+                      <a:ext cx="3227962" cy="1013526"/>
+                    </a:xfrm>
+                    <a:prstGeom prst="rect">
+                      <a:avLst/>
+                    </a:prstGeom>
+                  </pic:spPr>
+                </pic:pic>
+              </a:graphicData>
+            </a:graphic>
+          </wp:inline>
+        </w:drawing>
+      </w:r>
+    </w:p>
+    <w:p>
+      <w:pPr>
+        <w:spacing w:after="0"/>
+        <w:jc w:val="both"/>
+      </w:pPr>
+    </w:p>
+    <w:p>
+      <w:pPr>
+        <w:spacing w:after="0"/>
+        <w:jc w:val="both"/>
+      </w:pPr>
+      <w:r>
+        <w:t>2.</w:t>
+      </w:r>
+      <w:r>
+        <w:t xml:space="preserve"> Можно установить через </w:t>
+      </w:r>
+      <w:r>
+        <w:rPr>
+          <w:lang w:val="en-US"/>
+        </w:rPr>
+        <w:t>GUI</w:t>
+      </w:r>
+      <w:r>
+        <w:t xml:space="preserve"> – добавление новой роли.</w:t>
+      </w:r>
+    </w:p>
+    <w:p>
+      <w:pPr>
+        <w:spacing w:after="0"/>
+        <w:jc w:val="both"/>
+      </w:pPr>
+    </w:p>
+    <w:p>
+      <w:pPr>
+        <w:spacing w:after="0"/>
+        <w:jc w:val="both"/>
+      </w:pPr>
+    </w:p>
+    <w:p>
+      <w:pPr>
+        <w:spacing w:after="0"/>
+        <w:jc w:val="both"/>
+      </w:pPr>
+    </w:p>
+    <w:p>
+      <w:pPr>
+        <w:spacing w:after="0"/>
+        <w:jc w:val="both"/>
+      </w:pPr>
+    </w:p>
+    <w:p>
+      <w:pPr>
+        <w:spacing w:after="0"/>
+        <w:jc w:val="both"/>
+      </w:pPr>
+      <w:r>
+        <w:t>Хозяева операций</w:t>
+      </w:r>
+      <w:r>
+        <w:t>.</w:t>
+      </w:r>
+    </w:p>
+    <w:p>
+      <w:pPr>
+        <w:spacing w:after="0"/>
+        <w:jc w:val="both"/>
+      </w:pPr>
+      <w:r>
+        <w:t>В Windows существует пять ролей</w:t>
+      </w:r>
+      <w:r>
+        <w:t xml:space="preserve"> хозяев операций</w:t>
+      </w:r>
+      <w:r>
+        <w:t xml:space="preserve"> FSMO</w:t>
+      </w:r>
+      <w:r>
+        <w:t>.</w:t>
+      </w:r>
+      <w:r>
+        <w:t xml:space="preserve"> 2 </w:t>
+      </w:r>
+      <w:r>
+        <w:t>роли уникальны для всего леса, и 3 уникальные в пределах домена.</w:t>
+      </w:r>
+    </w:p>
+    <w:tbl>
+      <w:tblPr>
+        <w:tblStyle w:val="ac"/>
+        <w:tblW w:w="0" w:type="auto"/>
+        <w:tblLook w:val="04A0" w:firstRow="1" w:lastRow="0" w:firstColumn="1" w:lastColumn="0" w:noHBand="0" w:noVBand="1"/>
+      </w:tblPr>
+      <w:tblGrid>
+        <w:gridCol w:w="4672"/>
+        <w:gridCol w:w="4672"/>
+      </w:tblGrid>
+      <w:tr>
+        <w:tc>
+          <w:tcPr>
+            <w:tcW w:w="4672" w:type="dxa"/>
+          </w:tcPr>
+          <w:p>
+            <w:pPr>
+              <w:jc w:val="both"/>
+            </w:pPr>
+            <w:r>
+              <w:t>Лес:</w:t>
+            </w:r>
+          </w:p>
+        </w:tc>
+        <w:tc>
+          <w:tcPr>
+            <w:tcW w:w="4672" w:type="dxa"/>
+          </w:tcPr>
+          <w:p>
+            <w:pPr>
+              <w:jc w:val="both"/>
+            </w:pPr>
+            <w:r>
+              <w:t>Домен:</w:t>
+            </w:r>
+          </w:p>
+        </w:tc>
+      </w:tr>
+      <w:tr>
+        <w:tc>
+          <w:tcPr>
+            <w:tcW w:w="4672" w:type="dxa"/>
+          </w:tcPr>
+          <w:p>
+            <w:pPr>
+              <w:jc w:val="both"/>
+            </w:pPr>
+            <w:r>
+              <w:t>Хозяин схемы</w:t>
+            </w:r>
+            <w:r>
+              <w:rPr>
+                <w:lang w:val="en-US"/>
+              </w:rPr>
+              <w:t xml:space="preserve"> (Shema Master)</w:t>
+            </w:r>
+            <w:r>
+              <w:t>.</w:t>
+            </w:r>
+          </w:p>
+        </w:tc>
+        <w:tc>
+          <w:tcPr>
+            <w:tcW w:w="4672" w:type="dxa"/>
+          </w:tcPr>
+          <w:p>
+            <w:pPr>
+              <w:jc w:val="both"/>
+              <w:rPr>
+                <w:lang w:val="en-US"/>
+              </w:rPr>
+            </w:pPr>
+            <w:r>
+              <w:t>Хозяин RID</w:t>
+            </w:r>
+            <w:r>
+              <w:t xml:space="preserve"> (</w:t>
+            </w:r>
+            <w:r>
+              <w:rPr>
+                <w:lang w:val="en-US"/>
+              </w:rPr>
+              <w:t>RID Master</w:t>
+            </w:r>
+            <w:r>
+              <w:t>).</w:t>
+            </w:r>
+          </w:p>
+        </w:tc>
+      </w:tr>
+      <w:tr>
+        <w:tc>
+          <w:tcPr>
+            <w:tcW w:w="4672" w:type="dxa"/>
+          </w:tcPr>
+          <w:p>
+            <w:pPr>
+              <w:jc w:val="both"/>
+            </w:pPr>
+            <w:r>
+              <w:t>Хозяин именования доменов</w:t>
+            </w:r>
+            <w:r>
+              <w:t xml:space="preserve"> </w:t>
+            </w:r>
+            <w:r>
+              <w:t>(</w:t>
+            </w:r>
+            <w:r>
+              <w:rPr>
+                <w:lang w:val="en-US"/>
+              </w:rPr>
+              <w:t>Domain</w:t>
+            </w:r>
+            <w:r>
+              <w:t xml:space="preserve"> </w:t>
+            </w:r>
+            <w:r>
+              <w:rPr>
+                <w:lang w:val="en-US"/>
+              </w:rPr>
+              <w:t>Naming</w:t>
+            </w:r>
+            <w:r>
+              <w:t xml:space="preserve"> </w:t>
+            </w:r>
+            <w:r>
+              <w:rPr>
+                <w:lang w:val="en-US"/>
+              </w:rPr>
+              <w:t>Master</w:t>
+            </w:r>
+            <w:r>
+              <w:t>)</w:t>
+            </w:r>
+            <w:r>
+              <w:t>.</w:t>
+            </w:r>
+          </w:p>
+        </w:tc>
+        <w:tc>
+          <w:tcPr>
+            <w:tcW w:w="4672" w:type="dxa"/>
+          </w:tcPr>
+          <w:p>
+            <w:pPr>
+              <w:jc w:val="both"/>
+              <w:rPr>
+                <w:lang w:val="en-US"/>
+              </w:rPr>
+            </w:pPr>
+            <w:r>
+              <w:t>Эмулятор</w:t>
+            </w:r>
+            <w:r>
+              <w:rPr>
+                <w:lang w:val="en-US"/>
+              </w:rPr>
+              <w:t xml:space="preserve"> PDC</w:t>
+            </w:r>
+            <w:r>
+              <w:rPr>
+                <w:lang w:val="en-US"/>
+              </w:rPr>
+              <w:t xml:space="preserve"> (</w:t>
+            </w:r>
+            <w:r>
+              <w:rPr>
+                <w:lang w:val="en-US"/>
+              </w:rPr>
+              <w:t>PDC Emulator master</w:t>
+            </w:r>
+            <w:r>
+              <w:rPr>
+                <w:lang w:val="en-US"/>
+              </w:rPr>
+              <w:t>)</w:t>
+            </w:r>
+          </w:p>
+        </w:tc>
+      </w:tr>
+      <w:tr>
+        <w:tc>
+          <w:tcPr>
+            <w:tcW w:w="4672" w:type="dxa"/>
+          </w:tcPr>
+          <w:p>
+            <w:pPr>
+              <w:jc w:val="both"/>
+              <w:rPr>
+                <w:lang w:val="en-US"/>
+              </w:rPr>
+            </w:pPr>
+          </w:p>
+        </w:tc>
+        <w:tc>
+          <w:tcPr>
+            <w:tcW w:w="4672" w:type="dxa"/>
+          </w:tcPr>
+          <w:p>
+            <w:pPr>
+              <w:jc w:val="both"/>
+            </w:pPr>
+            <w:r>
+              <w:t>Хозяин инфраструктуры</w:t>
+            </w:r>
+            <w:r>
+              <w:rPr>
+                <w:lang w:val="en-US"/>
+              </w:rPr>
+              <w:t xml:space="preserve"> </w:t>
+            </w:r>
+            <w:r>
+              <w:t>(</w:t>
+            </w:r>
+            <w:r>
+              <w:rPr>
+                <w:lang w:val="en-US"/>
+              </w:rPr>
+              <w:t>Infrastructure master</w:t>
+            </w:r>
+            <w:r>
+              <w:t>)</w:t>
+            </w:r>
+          </w:p>
+          <w:p>
+            <w:pPr>
+              <w:jc w:val="both"/>
+            </w:pPr>
+          </w:p>
+        </w:tc>
+      </w:tr>
+    </w:tbl>
+    <w:p>
+      <w:pPr>
+        <w:spacing w:after="0"/>
+        <w:jc w:val="both"/>
+      </w:pPr>
+    </w:p>
+    <w:p>
+      <w:pPr>
+        <w:spacing w:after="0"/>
+        <w:jc w:val="both"/>
+      </w:pPr>
+      <w:r>
+        <w:t xml:space="preserve">Хозяинов операций не рекомендуется делать глобальными каталогами, т.к. на глобальный каталог ложится </w:t>
+      </w:r>
+      <w:proofErr w:type="spellStart"/>
+      <w:r>
+        <w:t>бОльшая</w:t>
+      </w:r>
+      <w:proofErr w:type="spellEnd"/>
+      <w:r>
+        <w:t xml:space="preserve"> нагрузка, как процессорная, так и сетевая, а хозяева операций должны быть такими, чтобы на них приходила минимальная нагрузка, чтобы они могли быстро отвечать на запросы.</w:t>
+      </w:r>
+    </w:p>
+    <w:p>
+      <w:pPr>
+        <w:spacing w:after="0"/>
+        <w:jc w:val="both"/>
+      </w:pPr>
+    </w:p>
+    <w:p>
+      <w:pPr>
+        <w:spacing w:after="0"/>
+        <w:jc w:val="both"/>
+        <w:rPr>
+          <w:lang w:val="en-US"/>
+        </w:rPr>
+      </w:pPr>
+      <w:r>
+        <w:t>Хозяин схемы</w:t>
+      </w:r>
+      <w:r>
+        <w:rPr>
+          <w:lang w:val="en-US"/>
+        </w:rPr>
+        <w:t xml:space="preserve"> (Shema Master)</w:t>
+      </w:r>
+      <w:r>
+        <w:t>.</w:t>
+      </w:r>
+    </w:p>
+    <w:p>
+      <w:pPr>
+        <w:spacing w:after="0"/>
+        <w:jc w:val="both"/>
+      </w:pPr>
+      <w:r>
+        <w:t>Это единственный контроллер домена, который имеет возможность редактировать схему. Другие контроллеры данной возможности не имеют. Хозяин схемы препятствует возникновению коллизий, когда с разных мест приходят</w:t>
+      </w:r>
+      <w:r>
+        <w:t xml:space="preserve"> конфликтующие</w:t>
+      </w:r>
+      <w:r>
+        <w:t xml:space="preserve"> изменения.</w:t>
+      </w:r>
+      <w:r>
+        <w:t xml:space="preserve"> Он получает запросы на изменения и принимает решения принимать их или нет.</w:t>
+      </w:r>
+    </w:p>
+    <w:p>
+      <w:pPr>
+        <w:spacing w:after="0"/>
+        <w:jc w:val="both"/>
+      </w:pPr>
+      <w:r>
+        <w:t>Если хозяин схемы сдох, то не будет возможности изменять схему.</w:t>
+      </w:r>
+    </w:p>
+    <w:p>
+      <w:pPr>
+        <w:spacing w:after="0"/>
+        <w:jc w:val="both"/>
+      </w:pPr>
+    </w:p>
+    <w:p>
+      <w:pPr>
+        <w:spacing w:after="0"/>
+        <w:jc w:val="both"/>
+      </w:pPr>
+      <w:r>
+        <w:t>Хозяин именования доменов</w:t>
+      </w:r>
+      <w:r>
+        <w:t xml:space="preserve"> </w:t>
+      </w:r>
+      <w:r>
+        <w:t>(</w:t>
+      </w:r>
+      <w:r>
+        <w:rPr>
+          <w:lang w:val="en-US"/>
+        </w:rPr>
+        <w:t>Domain</w:t>
+      </w:r>
+      <w:r>
+        <w:t xml:space="preserve"> </w:t>
+      </w:r>
+      <w:r>
+        <w:rPr>
+          <w:lang w:val="en-US"/>
+        </w:rPr>
+        <w:t>Naming</w:t>
+      </w:r>
+      <w:r>
+        <w:t xml:space="preserve"> </w:t>
+      </w:r>
+      <w:r>
+        <w:rPr>
+          <w:lang w:val="en-US"/>
+        </w:rPr>
+        <w:t>Master</w:t>
+      </w:r>
+      <w:r>
+        <w:t>)</w:t>
+      </w:r>
+      <w:r>
+        <w:t>.</w:t>
+      </w:r>
+    </w:p>
+    <w:p>
+      <w:pPr>
+        <w:spacing w:after="0"/>
+        <w:jc w:val="both"/>
+      </w:pPr>
+      <w:r>
+        <w:t>Это единственный контроллер в сети, который будет позволять добавлять новые домены к лесу</w:t>
+      </w:r>
+      <w:r>
+        <w:t>, переименовывать существующие</w:t>
+      </w:r>
+      <w:r>
+        <w:t>. Предотвращает конфликты именования доменов.</w:t>
+      </w:r>
+    </w:p>
+    <w:p>
+      <w:pPr>
+        <w:spacing w:after="0"/>
+        <w:jc w:val="both"/>
+      </w:pPr>
+      <w:r>
+        <w:t>Если хозяин именования доменов сдох, то нельзя будет добавлять новые домены, нельзя будет переименовывать существующие</w:t>
+      </w:r>
+    </w:p>
+    <w:p>
+      <w:pPr>
+        <w:spacing w:after="0"/>
+        <w:jc w:val="both"/>
+      </w:pPr>
+    </w:p>
+    <w:p>
+      <w:pPr>
+        <w:jc w:val="both"/>
+      </w:pPr>
+      <w:r>
+        <w:t>Хозяин</w:t>
+      </w:r>
+      <w:r>
+        <w:t xml:space="preserve"> </w:t>
+      </w:r>
+      <w:r>
+        <w:rPr>
+          <w:lang w:val="en-US"/>
+        </w:rPr>
+        <w:t>RID</w:t>
+      </w:r>
+      <w:r>
+        <w:t xml:space="preserve"> (</w:t>
+      </w:r>
+      <w:r>
+        <w:rPr>
+          <w:lang w:val="en-US"/>
+        </w:rPr>
+        <w:t>RID</w:t>
+      </w:r>
+      <w:r>
+        <w:t xml:space="preserve"> </w:t>
+      </w:r>
+      <w:r>
+        <w:rPr>
+          <w:lang w:val="en-US"/>
+        </w:rPr>
+        <w:t>Master</w:t>
+      </w:r>
+      <w:r>
+        <w:t>).</w:t>
+      </w:r>
+    </w:p>
+    <w:p>
+      <w:pPr>
+        <w:spacing w:after="0"/>
+        <w:jc w:val="both"/>
+      </w:pPr>
+      <w:r>
+        <w:lastRenderedPageBreak/>
+        <w:t xml:space="preserve">Каждый раз при создании какого-либо объекта в </w:t>
+      </w:r>
+      <w:r>
+        <w:rPr>
+          <w:lang w:val="en-US"/>
+        </w:rPr>
+        <w:t>AD</w:t>
+      </w:r>
+      <w:r>
+        <w:t xml:space="preserve"> </w:t>
+      </w:r>
+      <w:r>
+        <w:t>–</w:t>
+      </w:r>
+      <w:r>
+        <w:t xml:space="preserve"> </w:t>
+      </w:r>
+      <w:r>
+        <w:t>пользователя, групп</w:t>
+      </w:r>
+      <w:r>
+        <w:t>ы</w:t>
+      </w:r>
+      <w:r>
+        <w:t xml:space="preserve"> или люб</w:t>
+      </w:r>
+      <w:r>
+        <w:t>ого</w:t>
+      </w:r>
+      <w:r>
+        <w:t xml:space="preserve"> друго</w:t>
+      </w:r>
+      <w:r>
+        <w:t>го</w:t>
+      </w:r>
+      <w:r>
+        <w:t xml:space="preserve"> объект</w:t>
+      </w:r>
+      <w:r>
+        <w:t>а</w:t>
+      </w:r>
+      <w:r>
+        <w:t xml:space="preserve">, этому объекту добавляется идентификатор. Хозяин </w:t>
+      </w:r>
+      <w:r>
+        <w:rPr>
+          <w:lang w:val="en-US"/>
+        </w:rPr>
+        <w:t>RID</w:t>
+      </w:r>
+      <w:r>
+        <w:t xml:space="preserve"> </w:t>
+      </w:r>
+      <w:r>
+        <w:t xml:space="preserve">отвечает за назначение в пределах домена </w:t>
+      </w:r>
+      <w:r>
+        <w:t xml:space="preserve">пачек </w:t>
+      </w:r>
+      <w:r>
+        <w:t>идентификаторов. Идентификаторы (</w:t>
+      </w:r>
+      <w:proofErr w:type="spellStart"/>
+      <w:r>
+        <w:t>сиды</w:t>
+      </w:r>
+      <w:proofErr w:type="spellEnd"/>
+      <w:r>
+        <w:t xml:space="preserve">) обязаны быть уникальными. Назначаются таким образом, что левая часть всех идентификаторов одинаковая, центральная часть различается в пределах леса, но совпадает в пределах одного контроллера, правая уникальная в пределах контроллера. Контроллеру выдаётся пачка </w:t>
+      </w:r>
+      <w:proofErr w:type="spellStart"/>
+      <w:r>
+        <w:t>сидов</w:t>
+      </w:r>
+      <w:proofErr w:type="spellEnd"/>
+      <w:r>
+        <w:t xml:space="preserve"> хозяином </w:t>
+      </w:r>
+      <w:r>
+        <w:rPr>
+          <w:lang w:val="en-US"/>
+        </w:rPr>
+        <w:t>RID</w:t>
+      </w:r>
+      <w:r>
+        <w:t>, и он эту пачку раздаёт</w:t>
+      </w:r>
+      <w:r>
+        <w:t xml:space="preserve"> при создании объектов</w:t>
+      </w:r>
+      <w:r>
+        <w:t>.</w:t>
+      </w:r>
+    </w:p>
+    <w:p>
+      <w:pPr>
+        <w:spacing w:after="0"/>
+        <w:jc w:val="both"/>
+      </w:pPr>
+      <w:r>
+        <w:t xml:space="preserve">Если </w:t>
+      </w:r>
+      <w:r>
+        <w:rPr>
+          <w:lang w:val="en-US"/>
+        </w:rPr>
+        <w:t>RID</w:t>
+      </w:r>
+      <w:r>
+        <w:t xml:space="preserve"> </w:t>
+      </w:r>
+      <w:r>
+        <w:rPr>
+          <w:lang w:val="en-US"/>
+        </w:rPr>
+        <w:t>Master</w:t>
+      </w:r>
+      <w:r>
+        <w:t xml:space="preserve"> недоступен, то некоторое время этого не будет заметно, особенно, если нечасто что-то добавляется, или удаляется. Но что происходит в общем:</w:t>
+      </w:r>
+    </w:p>
+    <w:p>
+      <w:pPr>
+        <w:spacing w:after="0"/>
+        <w:jc w:val="both"/>
+        <w:rPr>
+          <w:lang w:val="en-US"/>
+        </w:rPr>
+      </w:pPr>
+      <w:r>
+        <w:rPr>
+          <w:lang w:val="en-US"/>
+        </w:rPr>
+        <w:t>RID</w:t>
+      </w:r>
+      <w:r>
+        <w:t xml:space="preserve"> </w:t>
+      </w:r>
+      <w:r>
+        <w:rPr>
+          <w:lang w:val="en-US"/>
+        </w:rPr>
+        <w:t>Master</w:t>
+      </w:r>
+      <w:r>
+        <w:t xml:space="preserve"> каждому контроллеру домена выдаёт пачку </w:t>
+      </w:r>
+      <w:proofErr w:type="spellStart"/>
+      <w:r>
+        <w:t>сидов</w:t>
+      </w:r>
+      <w:proofErr w:type="spellEnd"/>
+      <w:r>
+        <w:t>, после чего умирает. Каждый контроллер домена начинает свою пачку расходовать. Рано или поздно, у какого-то контроллера домена пачка закончится, и тогда новые объекты, группы, юзера создать не получится. Т.е. все будет в порядке до тех пор, пока у контроллера домена есть еще идентификаторы в той пачке, которую</w:t>
+      </w:r>
+      <w:r>
+        <w:t xml:space="preserve"> </w:t>
+      </w:r>
+      <w:r>
+        <w:rPr>
+          <w:lang w:val="en-US"/>
+        </w:rPr>
+        <w:t>RID</w:t>
+      </w:r>
+      <w:r>
+        <w:t xml:space="preserve"> </w:t>
+      </w:r>
+      <w:r>
+        <w:rPr>
+          <w:lang w:val="en-US"/>
+        </w:rPr>
+        <w:t>Master</w:t>
+      </w:r>
+      <w:r>
+        <w:t xml:space="preserve"> перед смертью выдал. Пачки раздаются достаточно редко, и расходуются обычно достаточно медленно</w:t>
+      </w:r>
+      <w:r>
+        <w:rPr>
+          <w:lang w:val="en-US"/>
+        </w:rPr>
+        <w:t>.</w:t>
+      </w:r>
+    </w:p>
+    <w:p>
+      <w:pPr>
+        <w:spacing w:after="0"/>
+        <w:jc w:val="both"/>
+        <w:rPr>
+          <w:lang w:val="en-US"/>
+        </w:rPr>
+      </w:pPr>
+    </w:p>
+    <w:p>
+      <w:pPr>
+        <w:jc w:val="both"/>
+      </w:pPr>
+      <w:r>
+        <w:t>Хозяин инфраструктуры</w:t>
+      </w:r>
+      <w:r>
+        <w:t xml:space="preserve"> </w:t>
+      </w:r>
+      <w:r>
+        <w:t>(</w:t>
+      </w:r>
+      <w:r>
+        <w:rPr>
+          <w:lang w:val="en-US"/>
+        </w:rPr>
+        <w:t>Infrastructure</w:t>
+      </w:r>
+      <w:r>
+        <w:t xml:space="preserve"> </w:t>
+      </w:r>
+      <w:r>
+        <w:rPr>
+          <w:lang w:val="en-US"/>
+        </w:rPr>
+        <w:t>master</w:t>
+      </w:r>
+      <w:r>
+        <w:t>)</w:t>
+      </w:r>
+    </w:p>
+    <w:p>
+      <w:pPr>
+        <w:spacing w:after="0"/>
+        <w:jc w:val="both"/>
+      </w:pPr>
+      <w:r>
+        <w:t>Будет ставится на узлы, которые не являются глобальными каталогами, и отвечает за запросы к другим доменам. Допустим есть юзер в нашем домене, и он входит в какую-то группу в другом домене. Нужно узнать входит ли на данный момент юзер в группу другого домена. Когда-то давно он входил, а сейчас возможно, администратор другого домена уже удалил его из группы. Такие вопросы задаются хозяину инфраструктуры. Он периодически смотрит на то, что происходит в других доменах.</w:t>
+      </w:r>
+    </w:p>
+    <w:p>
+      <w:pPr>
+        <w:spacing w:after="0"/>
+        <w:jc w:val="both"/>
+      </w:pPr>
+    </w:p>
+    <w:p>
+      <w:pPr>
+        <w:spacing w:after="0"/>
+        <w:jc w:val="both"/>
+      </w:pPr>
+      <w:r>
+        <w:t xml:space="preserve">Нельзя ставить на глобальный каталог, т.к. будут проблемы с репликацией, кроме </w:t>
+      </w:r>
+      <w:proofErr w:type="gramStart"/>
+      <w:r>
+        <w:t>случае</w:t>
+      </w:r>
+      <w:proofErr w:type="gramEnd"/>
+      <w:r>
+        <w:t xml:space="preserve"> когда все каталоги являются глобальными, но если есть кто-то, кто не глобальный каталог, то хозяин инфраструктуры тоже должен быть не глобальным каталогом.</w:t>
+      </w:r>
+    </w:p>
+    <w:p>
+      <w:pPr>
+        <w:spacing w:after="0"/>
+        <w:jc w:val="both"/>
+      </w:pPr>
+    </w:p>
+    <w:p>
+      <w:pPr>
+        <w:spacing w:after="0"/>
+        <w:jc w:val="both"/>
+      </w:pPr>
+      <w:r>
+        <w:t>Если сдохнет хозяин инфраструктуры, то мы не сможем нормально взаимодействовать с другими доменами</w:t>
+      </w:r>
+      <w:r>
+        <w:t xml:space="preserve">, контроллеры домена в нашем домене, которые не являются глобальными каталогами не смогут проверять членство в универсальных группах, и не смогут аутентифицировать юзеров из соседних доменов. Если домен один, то хозяин инфраструктуры не нужен, и можно смело не заметить, что он сдох. </w:t>
+      </w:r>
+    </w:p>
+    <w:p>
+      <w:pPr>
+        <w:spacing w:after="0"/>
+        <w:jc w:val="both"/>
+      </w:pPr>
+    </w:p>
+    <w:p>
+      <w:pPr>
+        <w:spacing w:after="0"/>
+        <w:jc w:val="both"/>
+        <w:rPr>
+          <w:lang w:val="en-US"/>
+        </w:rPr>
+      </w:pPr>
+      <w:r>
+        <w:t>В сценарии с маленькой сетью, смерть 4х ролей выше может быть не замечена в сценариях с маленькой сетью.</w:t>
+      </w:r>
+    </w:p>
+    <w:p>
+      <w:pPr>
+        <w:spacing w:after="0"/>
+        <w:jc w:val="both"/>
+        <w:rPr>
+          <w:lang w:val="en-US"/>
+        </w:rPr>
+      </w:pPr>
+    </w:p>
+    <w:p>
+      <w:pPr>
+        <w:jc w:val="both"/>
+        <w:rPr>
+          <w:lang w:val="en-US"/>
+        </w:rPr>
+      </w:pPr>
+      <w:r>
+        <w:lastRenderedPageBreak/>
+        <w:t>Эмулятор</w:t>
+      </w:r>
+      <w:r>
+        <w:rPr>
+          <w:lang w:val="en-US"/>
+        </w:rPr>
+        <w:t xml:space="preserve"> PDC (</w:t>
+      </w:r>
+      <w:r>
+        <w:rPr>
+          <w:lang w:val="en-US"/>
+        </w:rPr>
+        <w:t>PDC Emulator master</w:t>
+      </w:r>
+      <w:r>
+        <w:rPr>
+          <w:lang w:val="en-US"/>
+        </w:rPr>
+        <w:t>)</w:t>
+      </w:r>
+    </w:p>
+    <w:p>
+      <w:pPr>
+        <w:jc w:val="both"/>
+      </w:pPr>
+      <w:r>
+        <w:t xml:space="preserve">Отвечает за несколько разных задач. Имеет такое название, т.к. в </w:t>
+      </w:r>
+      <w:r>
+        <w:rPr>
+          <w:lang w:val="en-US"/>
+        </w:rPr>
+        <w:t>windows</w:t>
+      </w:r>
+      <w:r>
+        <w:t xml:space="preserve"> </w:t>
+      </w:r>
+      <w:proofErr w:type="spellStart"/>
+      <w:r>
+        <w:rPr>
+          <w:lang w:val="en-US"/>
+        </w:rPr>
+        <w:t>nt</w:t>
+      </w:r>
+      <w:proofErr w:type="spellEnd"/>
+      <w:r>
+        <w:t>4.0</w:t>
+      </w:r>
+      <w:r>
+        <w:t xml:space="preserve"> – фактически первая винда, которая позволяла работать в чём-то напоминающем домен, и там была роль </w:t>
+      </w:r>
+      <w:r>
+        <w:rPr>
+          <w:lang w:val="en-US"/>
+        </w:rPr>
+        <w:t>PDC</w:t>
+      </w:r>
+      <w:r>
+        <w:t xml:space="preserve">-эмулятор, и этот комп он был очень важным. Был </w:t>
+      </w:r>
+      <w:r>
+        <w:rPr>
+          <w:lang w:val="en-US"/>
+        </w:rPr>
+        <w:t>PDC</w:t>
+      </w:r>
+      <w:r>
+        <w:t xml:space="preserve"> </w:t>
+      </w:r>
+      <w:r>
+        <w:t xml:space="preserve">и отдельно бэкап </w:t>
+      </w:r>
+      <w:r>
+        <w:rPr>
+          <w:lang w:val="en-US"/>
+        </w:rPr>
+        <w:t>PDC</w:t>
+      </w:r>
+      <w:r>
+        <w:t xml:space="preserve"> (</w:t>
+      </w:r>
+      <w:r>
+        <w:rPr>
+          <w:lang w:val="en-US"/>
+        </w:rPr>
+        <w:t>BDC</w:t>
+      </w:r>
+      <w:r>
+        <w:t>)</w:t>
+      </w:r>
+      <w:r>
+        <w:t xml:space="preserve">, и если оба они дохли, то домен разваливался целиком. В </w:t>
+      </w:r>
+      <w:r>
+        <w:rPr>
+          <w:lang w:val="en-US"/>
+        </w:rPr>
+        <w:t>Widows</w:t>
+      </w:r>
+      <w:r>
+        <w:t xml:space="preserve"> 2000 </w:t>
+      </w:r>
+      <w:r>
+        <w:t xml:space="preserve">появился </w:t>
+      </w:r>
+      <w:r>
+        <w:rPr>
+          <w:lang w:val="en-US"/>
+        </w:rPr>
+        <w:t>AD</w:t>
+      </w:r>
+      <w:r>
+        <w:t xml:space="preserve">, и </w:t>
+      </w:r>
+      <w:r>
+        <w:rPr>
+          <w:lang w:val="en-US"/>
+        </w:rPr>
+        <w:t>PDC</w:t>
+      </w:r>
+      <w:r>
+        <w:t xml:space="preserve"> </w:t>
+      </w:r>
+      <w:r>
+        <w:t xml:space="preserve">и </w:t>
+      </w:r>
+      <w:r>
+        <w:rPr>
+          <w:lang w:val="en-US"/>
+        </w:rPr>
+        <w:t>BDC</w:t>
+      </w:r>
+      <w:r>
+        <w:t xml:space="preserve"> </w:t>
+      </w:r>
+      <w:r>
+        <w:t>стали не нужны.</w:t>
+      </w:r>
+    </w:p>
+    <w:p>
+      <w:pPr>
+        <w:jc w:val="both"/>
+      </w:pPr>
+      <w:r>
+        <w:t xml:space="preserve">Синхронизация времени в обычных машинах в домене происходит в соответствии с </w:t>
+      </w:r>
+      <w:r>
+        <w:rPr>
+          <w:lang w:val="en-US"/>
+        </w:rPr>
+        <w:t>PDC</w:t>
+      </w:r>
+      <w:r>
+        <w:t xml:space="preserve"> </w:t>
+      </w:r>
+      <w:r>
+        <w:t xml:space="preserve">эмулятором. </w:t>
+      </w:r>
+      <w:r>
+        <w:rPr>
+          <w:lang w:val="en-US"/>
+        </w:rPr>
+        <w:t>PDC</w:t>
+      </w:r>
+      <w:r>
+        <w:t xml:space="preserve"> эмуляторы в разных доменах будут синхронизироваться с </w:t>
+      </w:r>
+      <w:r>
+        <w:rPr>
+          <w:lang w:val="en-US"/>
+        </w:rPr>
+        <w:t>PDC</w:t>
+      </w:r>
+      <w:r>
+        <w:t xml:space="preserve"> </w:t>
+      </w:r>
+      <w:r>
+        <w:t>эмулятором корневого домена леса, и уже он будет являться фактически центральным корневым источником времени для всего леса.</w:t>
+      </w:r>
+    </w:p>
+    <w:p>
+      <w:pPr>
+        <w:jc w:val="both"/>
+      </w:pPr>
+      <w:r>
+        <w:t xml:space="preserve">Если сдохнет </w:t>
+      </w:r>
+      <w:r>
+        <w:rPr>
+          <w:lang w:val="en-US"/>
+        </w:rPr>
+        <w:t>PDC</w:t>
+      </w:r>
+      <w:r>
+        <w:t xml:space="preserve"> </w:t>
+      </w:r>
+      <w:r>
+        <w:t xml:space="preserve">эмулятор, то не будет нормально работать служба времени. Но это не прям так страшно, т.к. </w:t>
+      </w:r>
+      <w:proofErr w:type="spellStart"/>
+      <w:r>
+        <w:t>керберос</w:t>
+      </w:r>
+      <w:proofErr w:type="spellEnd"/>
+      <w:r>
+        <w:t xml:space="preserve"> допускает рассинхрон 5 мин, ну и в принципе время можно настроить руками.</w:t>
+      </w:r>
+    </w:p>
+    <w:p>
+      <w:pPr>
+        <w:jc w:val="both"/>
+      </w:pPr>
+      <w:r>
+        <w:t xml:space="preserve">Каждый раз, когда какая-то машина, или сам пользователь будет менять пароль для пользователя, процедура смены пароля будет происходить на </w:t>
+      </w:r>
+      <w:r>
+        <w:rPr>
+          <w:lang w:val="en-US"/>
+        </w:rPr>
+        <w:t>PDC</w:t>
+      </w:r>
+      <w:r>
+        <w:t xml:space="preserve"> </w:t>
+      </w:r>
+      <w:r>
+        <w:t>эмуляторе.</w:t>
+      </w:r>
+    </w:p>
+    <w:p>
+      <w:pPr>
+        <w:jc w:val="both"/>
+      </w:pPr>
+      <w:r>
+        <w:t xml:space="preserve">Допустим </w:t>
+      </w:r>
+      <w:r>
+        <w:t xml:space="preserve">на машине не подходит логин и пароль. </w:t>
+      </w:r>
+      <w:r>
+        <w:t>П</w:t>
+      </w:r>
+      <w:r>
+        <w:t xml:space="preserve">ри попытке логина, машина отправляет логин и пароль на контроллер домена, не на </w:t>
+      </w:r>
+      <w:r>
+        <w:rPr>
+          <w:lang w:val="en-US"/>
+        </w:rPr>
+        <w:t>PDC</w:t>
+      </w:r>
+      <w:r>
+        <w:t xml:space="preserve"> </w:t>
+      </w:r>
+      <w:r>
+        <w:t>эмулятор,</w:t>
+      </w:r>
+      <w:r>
+        <w:t xml:space="preserve"> но</w:t>
+      </w:r>
+      <w:r>
+        <w:t xml:space="preserve"> </w:t>
+      </w:r>
+      <w:r>
+        <w:t>к</w:t>
+      </w:r>
+      <w:r>
+        <w:t xml:space="preserve">онтроллер отвечает, что логин и пароль не </w:t>
+      </w:r>
+      <w:r>
+        <w:t>правильный только после того, как</w:t>
+      </w:r>
+      <w:r>
+        <w:t xml:space="preserve"> он проконсультируется с </w:t>
+      </w:r>
+      <w:r>
+        <w:rPr>
+          <w:lang w:val="en-US"/>
+        </w:rPr>
+        <w:t>PDC</w:t>
+      </w:r>
+      <w:r>
+        <w:t xml:space="preserve"> </w:t>
+      </w:r>
+      <w:r>
+        <w:t xml:space="preserve">эмулятором – не меняли ли недавно пароль, про что контроллер просто не успел ещё узнать. Т.е. если вдруг пароль успел </w:t>
+      </w:r>
+      <w:r>
+        <w:t>поменяться,</w:t>
+      </w:r>
+      <w:r>
+        <w:t xml:space="preserve"> а контроллер </w:t>
+      </w:r>
+      <w:r>
+        <w:t>домена,</w:t>
+      </w:r>
+      <w:r>
+        <w:t xml:space="preserve"> на котором </w:t>
+      </w:r>
+      <w:proofErr w:type="spellStart"/>
+      <w:r>
+        <w:t>логинятся</w:t>
+      </w:r>
+      <w:proofErr w:type="spellEnd"/>
+      <w:r>
+        <w:t xml:space="preserve"> не успел об этом узнать, то в таком случае на </w:t>
+      </w:r>
+      <w:r>
+        <w:rPr>
+          <w:lang w:val="en-US"/>
+        </w:rPr>
+        <w:t>PDC</w:t>
+      </w:r>
+      <w:r>
+        <w:t xml:space="preserve"> эмуляторе пароль точно будет актуальный и свежий, и если он только тоже не прошёл, то тогда контроллер сообщает, что логин и пароль не верный.</w:t>
+      </w:r>
+    </w:p>
+    <w:p>
+      <w:pPr>
+        <w:jc w:val="both"/>
+      </w:pPr>
+      <w:r>
+        <w:t xml:space="preserve">Если </w:t>
+      </w:r>
+      <w:r>
+        <w:rPr>
+          <w:lang w:val="en-US"/>
+        </w:rPr>
+        <w:t>PDC</w:t>
+      </w:r>
+      <w:r>
+        <w:t xml:space="preserve"> </w:t>
+      </w:r>
+      <w:r>
+        <w:t>эмулятор недоступен, то сразу после смены пароля у пользователей будут проблемы</w:t>
+      </w:r>
+      <w:r>
+        <w:t xml:space="preserve"> – где-то пароли будут старые, где-то новые. Рано или поздно они всё равно реплицируются, т.е. рано или поздно </w:t>
+      </w:r>
+      <w:r>
+        <w:t xml:space="preserve">новый </w:t>
+      </w:r>
+      <w:r>
+        <w:t>пароль разбежится по всем контроллерам, но пока не разбежался, пользователи будут испытывать трудности.</w:t>
+      </w:r>
+    </w:p>
+    <w:p>
+      <w:pPr>
+        <w:jc w:val="both"/>
+      </w:pPr>
+      <w:r>
+        <w:t xml:space="preserve">При редактировании групповых политик, они редактируются именно на </w:t>
+      </w:r>
+      <w:r>
+        <w:rPr>
+          <w:lang w:val="en-US"/>
+        </w:rPr>
+        <w:t>PDC</w:t>
+      </w:r>
+      <w:r>
+        <w:t xml:space="preserve"> </w:t>
+      </w:r>
+      <w:r>
+        <w:t>эмуляторе.</w:t>
+      </w:r>
+    </w:p>
+    <w:p>
+      <w:pPr>
+        <w:jc w:val="both"/>
+      </w:pPr>
+      <w:r>
+        <w:t xml:space="preserve">Т.е. </w:t>
+      </w:r>
+      <w:r>
+        <w:rPr>
+          <w:lang w:val="en-US"/>
+        </w:rPr>
+        <w:t>PDC</w:t>
+      </w:r>
+      <w:r>
+        <w:t xml:space="preserve"> </w:t>
+      </w:r>
+      <w:r>
+        <w:t>эмулятор — это самый важный контроллер домена в домене.</w:t>
+      </w:r>
+    </w:p>
+    <w:p>
+      <w:pPr>
+        <w:jc w:val="both"/>
+      </w:pPr>
+    </w:p>
+    <w:p>
+      <w:pPr>
+        <w:jc w:val="both"/>
+      </w:pPr>
+      <w:r>
+        <w:t>Передача ролей хозяев операций.</w:t>
+      </w:r>
+    </w:p>
+    <w:p>
+      <w:pPr>
+        <w:jc w:val="both"/>
+      </w:pPr>
+      <w:r>
+        <w:t>Некоторые можно передавать легко, через графический интерфейс</w:t>
+      </w:r>
+      <w:r>
+        <w:t>, некоторые чуть более сложно, через графический интерфейс.</w:t>
+      </w:r>
+    </w:p>
+    <w:p>
+      <w:pPr>
+        <w:jc w:val="both"/>
+      </w:pPr>
+      <w:r>
+        <w:lastRenderedPageBreak/>
+        <w:t xml:space="preserve">Если текущий владелец роли онлайн, и доступен для репликации, то роль передаётся легко. </w:t>
+      </w:r>
+    </w:p>
+    <w:p>
+      <w:pPr>
+        <w:jc w:val="both"/>
+      </w:pPr>
+      <w:r>
+        <w:t xml:space="preserve">Если хозяин недоступен, то требуется выполнять перехват роли. В таком случае мы искусственно говорим сем остальным – я объявляю захват власти – я теперь буду, например </w:t>
+      </w:r>
+      <w:r>
+        <w:rPr>
+          <w:lang w:val="en-US"/>
+        </w:rPr>
+        <w:t>PDC</w:t>
+      </w:r>
+      <w:r>
+        <w:t xml:space="preserve"> </w:t>
+      </w:r>
+      <w:r>
+        <w:t xml:space="preserve">эмулятором. При этом, если старый </w:t>
+      </w:r>
+      <w:r>
+        <w:rPr>
+          <w:lang w:val="en-US"/>
+        </w:rPr>
+        <w:t>PDC</w:t>
+      </w:r>
+      <w:r>
+        <w:t xml:space="preserve"> эмулятор войдёт снова в сеть, получится бардак. Новый будет говорить, что он </w:t>
+      </w:r>
+      <w:r>
+        <w:rPr>
+          <w:lang w:val="en-US"/>
+        </w:rPr>
+        <w:t>PDC</w:t>
+      </w:r>
+      <w:r>
+        <w:t xml:space="preserve"> </w:t>
+      </w:r>
+      <w:r>
+        <w:t xml:space="preserve">эмулятор, а старый, что он. </w:t>
+      </w:r>
+      <w:r>
+        <w:t>Поэтому</w:t>
+      </w:r>
+      <w:r>
+        <w:t xml:space="preserve"> захват роли можно производить только в том случае, если действительный владелец роли заведомо больше никогда не появится в сети.</w:t>
+      </w:r>
+    </w:p>
+    <w:p>
+      <w:pPr>
+        <w:jc w:val="both"/>
+      </w:pPr>
+    </w:p>
+    <w:p>
+      <w:pPr>
+        <w:jc w:val="both"/>
+      </w:pPr>
+      <w:r>
+        <w:t>Обновление контроллера домена.</w:t>
+      </w:r>
+    </w:p>
+    <w:p>
+      <w:pPr>
+        <w:jc w:val="both"/>
+      </w:pPr>
+      <w:r>
+        <w:t>Есть 2 варианта обновления.</w:t>
+      </w:r>
+    </w:p>
+    <w:p>
+      <w:pPr>
+        <w:jc w:val="both"/>
+      </w:pPr>
+      <w:r>
+        <w:t>1. Обновление версии существующего контроллера домена.</w:t>
+      </w:r>
+    </w:p>
+    <w:p>
+      <w:pPr>
+        <w:jc w:val="both"/>
+      </w:pPr>
+      <w:r>
+        <w:t>2. Поставить рядом новый сервер, и на него установить новую версию сервера, и сделать его контроллером домена.</w:t>
+      </w:r>
+    </w:p>
+    <w:p>
+      <w:pPr>
+        <w:jc w:val="both"/>
+      </w:pPr>
+    </w:p>
+    <w:p>
+      <w:pPr>
+        <w:jc w:val="both"/>
+      </w:pPr>
+      <w:r>
+        <w:t>Что</w:t>
+      </w:r>
+      <w:r>
+        <w:rPr>
+          <w:lang w:val="en-US"/>
+        </w:rPr>
+        <w:t xml:space="preserve"> </w:t>
+      </w:r>
+      <w:r>
+        <w:t>такое</w:t>
+      </w:r>
+      <w:r>
+        <w:rPr>
+          <w:lang w:val="en-US"/>
+        </w:rPr>
+        <w:t xml:space="preserve"> </w:t>
+      </w:r>
+      <w:r>
+        <w:rPr>
+          <w:lang w:val="en-US"/>
+        </w:rPr>
+        <w:t>Windows Azure Active Directory</w:t>
+      </w:r>
+      <w:r>
+        <w:rPr>
+          <w:lang w:val="en-US"/>
+        </w:rPr>
+        <w:t>?</w:t>
+      </w:r>
+    </w:p>
+    <w:p>
+      <w:pPr>
+        <w:jc w:val="both"/>
+      </w:pPr>
+      <w:r>
+        <w:rPr>
+          <w:noProof/>
+        </w:rPr>
+        <w:drawing>
+          <wp:anchor distT="0" distB="0" distL="114300" distR="114300" simplePos="0" relativeHeight="251660288" behindDoc="1" locked="0" layoutInCell="1" allowOverlap="1" wp14:anchorId="6576DAA6" wp14:editId="259494F4">
+            <wp:simplePos x="0" y="0"/>
+            <wp:positionH relativeFrom="column">
+              <wp:posOffset>1905</wp:posOffset>
+            </wp:positionH>
+            <wp:positionV relativeFrom="paragraph">
+              <wp:posOffset>-1270</wp:posOffset>
+            </wp:positionV>
+            <wp:extent cx="3244850" cy="2275840"/>
+            <wp:effectExtent l="0" t="0" r="0" b="0"/>
+            <wp:wrapTight wrapText="bothSides">
+              <wp:wrapPolygon edited="0">
+                <wp:start x="0" y="0"/>
+                <wp:lineTo x="0" y="21335"/>
+                <wp:lineTo x="21431" y="21335"/>
+                <wp:lineTo x="21431" y="0"/>
+                <wp:lineTo x="0" y="0"/>
+              </wp:wrapPolygon>
+            </wp:wrapTight>
+            <wp:docPr id="532921769" name="Рисунок 1"/>
+            <wp:cNvGraphicFramePr>
+              <a:graphicFrameLocks xmlns:a="http://schemas.openxmlformats.org/drawingml/2006/main" noChangeAspect="1"/>
+            </wp:cNvGraphicFramePr>
+            <a:graphic xmlns:a="http://schemas.openxmlformats.org/drawingml/2006/main">
+              <a:graphicData uri="http://schemas.openxmlformats.org/drawingml/2006/picture">
+                <pic:pic xmlns:pic="http://schemas.openxmlformats.org/drawingml/2006/picture">
+                  <pic:nvPicPr>
+                    <pic:cNvPr id="532921769" name=""/>
+                    <pic:cNvPicPr/>
+                  </pic:nvPicPr>
+                  <pic:blipFill>
+                    <a:blip r:embed="rId8" cstate="print">
+                      <a:extLst>
+                        <a:ext uri="{28A0092B-C50C-407E-A947-70E740481C1C}">
+                          <a14:useLocalDpi xmlns:a14="http://schemas.microsoft.com/office/drawing/2010/main" val="0"/>
+                        </a:ext>
+                      </a:extLst>
+                    </a:blip>
+                    <a:stretch>
+                      <a:fillRect/>
+                    </a:stretch>
+                  </pic:blipFill>
+                  <pic:spPr>
+                    <a:xfrm>
+                      <a:off x="0" y="0"/>
+                      <a:ext cx="3244850" cy="2275840"/>
+                    </a:xfrm>
+                    <a:prstGeom prst="rect">
+                      <a:avLst/>
+                    </a:prstGeom>
+                  </pic:spPr>
+                </pic:pic>
+              </a:graphicData>
+            </a:graphic>
+          </wp:anchor>
+        </w:drawing>
+      </w:r>
+      <w:r>
+        <w:t xml:space="preserve">Сейчас есть возможность купить экземпляр </w:t>
+      </w:r>
+      <w:r>
+        <w:rPr>
+          <w:lang w:val="en-US"/>
+        </w:rPr>
+        <w:t>AD</w:t>
+      </w:r>
+      <w:r>
+        <w:t xml:space="preserve"> лежащий в облаке, и оно будет работать само, без нашего участия.</w:t>
+      </w:r>
+    </w:p>
+    <w:p>
+      <w:pPr>
+        <w:jc w:val="both"/>
+      </w:pPr>
+      <w:r>
+        <w:t>Мы не поднимаем контроллер домена, мы вообще ничего не делаем, а просто пользуемся тем, что работает в облаке.</w:t>
+      </w:r>
     </w:p>
     <w:p>
       <w:pPr>
@@ -1847,6 +3810,422 @@
     </w:lvl>
   </w:abstractNum>
   <w:abstractNum w:abstractNumId="1" w15:restartNumberingAfterBreak="0">
+    <w:nsid w:val="33F50B0B"/>
+    <w:multiLevelType w:val="hybridMultilevel"/>
+    <w:tmpl w:val="B748FDAC"/>
+    <w:lvl w:ilvl="0" w:tplc="0419000F">
+      <w:start w:val="1"/>
+      <w:numFmt w:val="decimal"/>
+      <w:lvlText w:val="%1."/>
+      <w:lvlJc w:val="left"/>
+      <w:pPr>
+        <w:ind w:left="720" w:hanging="360"/>
+      </w:pPr>
+      <w:rPr>
+        <w:rFonts w:hint="default"/>
+      </w:rPr>
+    </w:lvl>
+    <w:lvl w:ilvl="1" w:tplc="04190019" w:tentative="1">
+      <w:start w:val="1"/>
+      <w:numFmt w:val="lowerLetter"/>
+      <w:lvlText w:val="%2."/>
+      <w:lvlJc w:val="left"/>
+      <w:pPr>
+        <w:ind w:left="1440" w:hanging="360"/>
+      </w:pPr>
+    </w:lvl>
+    <w:lvl w:ilvl="2" w:tplc="0419001B" w:tentative="1">
+      <w:start w:val="1"/>
+      <w:numFmt w:val="lowerRoman"/>
+      <w:lvlText w:val="%3."/>
+      <w:lvlJc w:val="right"/>
+      <w:pPr>
+        <w:ind w:left="2160" w:hanging="180"/>
+      </w:pPr>
+    </w:lvl>
+    <w:lvl w:ilvl="3" w:tplc="0419000F" w:tentative="1">
+      <w:start w:val="1"/>
+      <w:numFmt w:val="decimal"/>
+      <w:lvlText w:val="%4."/>
+      <w:lvlJc w:val="left"/>
+      <w:pPr>
+        <w:ind w:left="2880" w:hanging="360"/>
+      </w:pPr>
+    </w:lvl>
+    <w:lvl w:ilvl="4" w:tplc="04190019" w:tentative="1">
+      <w:start w:val="1"/>
+      <w:numFmt w:val="lowerLetter"/>
+      <w:lvlText w:val="%5."/>
+      <w:lvlJc w:val="left"/>
+      <w:pPr>
+        <w:ind w:left="3600" w:hanging="360"/>
+      </w:pPr>
+    </w:lvl>
+    <w:lvl w:ilvl="5" w:tplc="0419001B" w:tentative="1">
+      <w:start w:val="1"/>
+      <w:numFmt w:val="lowerRoman"/>
+      <w:lvlText w:val="%6."/>
+      <w:lvlJc w:val="right"/>
+      <w:pPr>
+        <w:ind w:left="4320" w:hanging="180"/>
+      </w:pPr>
+    </w:lvl>
+    <w:lvl w:ilvl="6" w:tplc="0419000F" w:tentative="1">
+      <w:start w:val="1"/>
+      <w:numFmt w:val="decimal"/>
+      <w:lvlText w:val="%7."/>
+      <w:lvlJc w:val="left"/>
+      <w:pPr>
+        <w:ind w:left="5040" w:hanging="360"/>
+      </w:pPr>
+    </w:lvl>
+    <w:lvl w:ilvl="7" w:tplc="04190019" w:tentative="1">
+      <w:start w:val="1"/>
+      <w:numFmt w:val="lowerLetter"/>
+      <w:lvlText w:val="%8."/>
+      <w:lvlJc w:val="left"/>
+      <w:pPr>
+        <w:ind w:left="5760" w:hanging="360"/>
+      </w:pPr>
+    </w:lvl>
+    <w:lvl w:ilvl="8" w:tplc="0419001B" w:tentative="1">
+      <w:start w:val="1"/>
+      <w:numFmt w:val="lowerRoman"/>
+      <w:lvlText w:val="%9."/>
+      <w:lvlJc w:val="right"/>
+      <w:pPr>
+        <w:ind w:left="6480" w:hanging="180"/>
+      </w:pPr>
+    </w:lvl>
+  </w:abstractNum>
+  <w:abstractNum w:abstractNumId="2" w15:restartNumberingAfterBreak="0">
+    <w:nsid w:val="43927B47"/>
+    <w:multiLevelType w:val="multilevel"/>
+    <w:tmpl w:val="41EA0C42"/>
+    <w:lvl w:ilvl="0">
+      <w:start w:val="1"/>
+      <w:numFmt w:val="bullet"/>
+      <w:lvlText w:val=""/>
+      <w:lvlJc w:val="left"/>
+      <w:pPr>
+        <w:tabs>
+          <w:tab w:val="num" w:pos="720"/>
+        </w:tabs>
+        <w:ind w:left="720" w:hanging="360"/>
+      </w:pPr>
+      <w:rPr>
+        <w:rFonts w:ascii="Symbol" w:hAnsi="Symbol" w:hint="default"/>
+        <w:sz w:val="20"/>
+      </w:rPr>
+    </w:lvl>
+    <w:lvl w:ilvl="1" w:tentative="1">
+      <w:start w:val="1"/>
+      <w:numFmt w:val="bullet"/>
+      <w:lvlText w:val="o"/>
+      <w:lvlJc w:val="left"/>
+      <w:pPr>
+        <w:tabs>
+          <w:tab w:val="num" w:pos="1440"/>
+        </w:tabs>
+        <w:ind w:left="1440" w:hanging="360"/>
+      </w:pPr>
+      <w:rPr>
+        <w:rFonts w:ascii="Courier New" w:hAnsi="Courier New" w:hint="default"/>
+        <w:sz w:val="20"/>
+      </w:rPr>
+    </w:lvl>
+    <w:lvl w:ilvl="2" w:tentative="1">
+      <w:start w:val="1"/>
+      <w:numFmt w:val="bullet"/>
+      <w:lvlText w:val=""/>
+      <w:lvlJc w:val="left"/>
+      <w:pPr>
+        <w:tabs>
+          <w:tab w:val="num" w:pos="2160"/>
+        </w:tabs>
+        <w:ind w:left="2160" w:hanging="360"/>
+      </w:pPr>
+      <w:rPr>
+        <w:rFonts w:ascii="Wingdings" w:hAnsi="Wingdings" w:hint="default"/>
+        <w:sz w:val="20"/>
+      </w:rPr>
+    </w:lvl>
+    <w:lvl w:ilvl="3" w:tentative="1">
+      <w:start w:val="1"/>
+      <w:numFmt w:val="bullet"/>
+      <w:lvlText w:val=""/>
+      <w:lvlJc w:val="left"/>
+      <w:pPr>
+        <w:tabs>
+          <w:tab w:val="num" w:pos="2880"/>
+        </w:tabs>
+        <w:ind w:left="2880" w:hanging="360"/>
+      </w:pPr>
+      <w:rPr>
+        <w:rFonts w:ascii="Wingdings" w:hAnsi="Wingdings" w:hint="default"/>
+        <w:sz w:val="20"/>
+      </w:rPr>
+    </w:lvl>
+    <w:lvl w:ilvl="4" w:tentative="1">
+      <w:start w:val="1"/>
+      <w:numFmt w:val="bullet"/>
+      <w:lvlText w:val=""/>
+      <w:lvlJc w:val="left"/>
+      <w:pPr>
+        <w:tabs>
+          <w:tab w:val="num" w:pos="3600"/>
+        </w:tabs>
+        <w:ind w:left="3600" w:hanging="360"/>
+      </w:pPr>
+      <w:rPr>
+        <w:rFonts w:ascii="Wingdings" w:hAnsi="Wingdings" w:hint="default"/>
+        <w:sz w:val="20"/>
+      </w:rPr>
+    </w:lvl>
+    <w:lvl w:ilvl="5" w:tentative="1">
+      <w:start w:val="1"/>
+      <w:numFmt w:val="bullet"/>
+      <w:lvlText w:val=""/>
+      <w:lvlJc w:val="left"/>
+      <w:pPr>
+        <w:tabs>
+          <w:tab w:val="num" w:pos="4320"/>
+        </w:tabs>
+        <w:ind w:left="4320" w:hanging="360"/>
+      </w:pPr>
+      <w:rPr>
+        <w:rFonts w:ascii="Wingdings" w:hAnsi="Wingdings" w:hint="default"/>
+        <w:sz w:val="20"/>
+      </w:rPr>
+    </w:lvl>
+    <w:lvl w:ilvl="6" w:tentative="1">
+      <w:start w:val="1"/>
+      <w:numFmt w:val="bullet"/>
+      <w:lvlText w:val=""/>
+      <w:lvlJc w:val="left"/>
+      <w:pPr>
+        <w:tabs>
+          <w:tab w:val="num" w:pos="5040"/>
+        </w:tabs>
+        <w:ind w:left="5040" w:hanging="360"/>
+      </w:pPr>
+      <w:rPr>
+        <w:rFonts w:ascii="Wingdings" w:hAnsi="Wingdings" w:hint="default"/>
+        <w:sz w:val="20"/>
+      </w:rPr>
+    </w:lvl>
+    <w:lvl w:ilvl="7" w:tentative="1">
+      <w:start w:val="1"/>
+      <w:numFmt w:val="bullet"/>
+      <w:lvlText w:val=""/>
+      <w:lvlJc w:val="left"/>
+      <w:pPr>
+        <w:tabs>
+          <w:tab w:val="num" w:pos="5760"/>
+        </w:tabs>
+        <w:ind w:left="5760" w:hanging="360"/>
+      </w:pPr>
+      <w:rPr>
+        <w:rFonts w:ascii="Wingdings" w:hAnsi="Wingdings" w:hint="default"/>
+        <w:sz w:val="20"/>
+      </w:rPr>
+    </w:lvl>
+    <w:lvl w:ilvl="8" w:tentative="1">
+      <w:start w:val="1"/>
+      <w:numFmt w:val="bullet"/>
+      <w:lvlText w:val=""/>
+      <w:lvlJc w:val="left"/>
+      <w:pPr>
+        <w:tabs>
+          <w:tab w:val="num" w:pos="6480"/>
+        </w:tabs>
+        <w:ind w:left="6480" w:hanging="360"/>
+      </w:pPr>
+      <w:rPr>
+        <w:rFonts w:ascii="Wingdings" w:hAnsi="Wingdings" w:hint="default"/>
+        <w:sz w:val="20"/>
+      </w:rPr>
+    </w:lvl>
+  </w:abstractNum>
+  <w:abstractNum w:abstractNumId="3" w15:restartNumberingAfterBreak="0">
+    <w:nsid w:val="508840DF"/>
+    <w:multiLevelType w:val="hybridMultilevel"/>
+    <w:tmpl w:val="8834D2CE"/>
+    <w:lvl w:ilvl="0" w:tplc="0419000F">
+      <w:start w:val="1"/>
+      <w:numFmt w:val="decimal"/>
+      <w:lvlText w:val="%1."/>
+      <w:lvlJc w:val="left"/>
+      <w:pPr>
+        <w:ind w:left="720" w:hanging="360"/>
+      </w:pPr>
+      <w:rPr>
+        <w:rFonts w:hint="default"/>
+      </w:rPr>
+    </w:lvl>
+    <w:lvl w:ilvl="1" w:tplc="04190019" w:tentative="1">
+      <w:start w:val="1"/>
+      <w:numFmt w:val="lowerLetter"/>
+      <w:lvlText w:val="%2."/>
+      <w:lvlJc w:val="left"/>
+      <w:pPr>
+        <w:ind w:left="1440" w:hanging="360"/>
+      </w:pPr>
+    </w:lvl>
+    <w:lvl w:ilvl="2" w:tplc="0419001B" w:tentative="1">
+      <w:start w:val="1"/>
+      <w:numFmt w:val="lowerRoman"/>
+      <w:lvlText w:val="%3."/>
+      <w:lvlJc w:val="right"/>
+      <w:pPr>
+        <w:ind w:left="2160" w:hanging="180"/>
+      </w:pPr>
+    </w:lvl>
+    <w:lvl w:ilvl="3" w:tplc="0419000F" w:tentative="1">
+      <w:start w:val="1"/>
+      <w:numFmt w:val="decimal"/>
+      <w:lvlText w:val="%4."/>
+      <w:lvlJc w:val="left"/>
+      <w:pPr>
+        <w:ind w:left="2880" w:hanging="360"/>
+      </w:pPr>
+    </w:lvl>
+    <w:lvl w:ilvl="4" w:tplc="04190019" w:tentative="1">
+      <w:start w:val="1"/>
+      <w:numFmt w:val="lowerLetter"/>
+      <w:lvlText w:val="%5."/>
+      <w:lvlJc w:val="left"/>
+      <w:pPr>
+        <w:ind w:left="3600" w:hanging="360"/>
+      </w:pPr>
+    </w:lvl>
+    <w:lvl w:ilvl="5" w:tplc="0419001B" w:tentative="1">
+      <w:start w:val="1"/>
+      <w:numFmt w:val="lowerRoman"/>
+      <w:lvlText w:val="%6."/>
+      <w:lvlJc w:val="right"/>
+      <w:pPr>
+        <w:ind w:left="4320" w:hanging="180"/>
+      </w:pPr>
+    </w:lvl>
+    <w:lvl w:ilvl="6" w:tplc="0419000F" w:tentative="1">
+      <w:start w:val="1"/>
+      <w:numFmt w:val="decimal"/>
+      <w:lvlText w:val="%7."/>
+      <w:lvlJc w:val="left"/>
+      <w:pPr>
+        <w:ind w:left="5040" w:hanging="360"/>
+      </w:pPr>
+    </w:lvl>
+    <w:lvl w:ilvl="7" w:tplc="04190019" w:tentative="1">
+      <w:start w:val="1"/>
+      <w:numFmt w:val="lowerLetter"/>
+      <w:lvlText w:val="%8."/>
+      <w:lvlJc w:val="left"/>
+      <w:pPr>
+        <w:ind w:left="5760" w:hanging="360"/>
+      </w:pPr>
+    </w:lvl>
+    <w:lvl w:ilvl="8" w:tplc="0419001B" w:tentative="1">
+      <w:start w:val="1"/>
+      <w:numFmt w:val="lowerRoman"/>
+      <w:lvlText w:val="%9."/>
+      <w:lvlJc w:val="right"/>
+      <w:pPr>
+        <w:ind w:left="6480" w:hanging="180"/>
+      </w:pPr>
+    </w:lvl>
+  </w:abstractNum>
+  <w:abstractNum w:abstractNumId="4" w15:restartNumberingAfterBreak="0">
+    <w:nsid w:val="607F3D91"/>
+    <w:multiLevelType w:val="hybridMultilevel"/>
+    <w:tmpl w:val="5D9C9D2A"/>
+    <w:lvl w:ilvl="0" w:tplc="0419000F">
+      <w:start w:val="1"/>
+      <w:numFmt w:val="decimal"/>
+      <w:lvlText w:val="%1."/>
+      <w:lvlJc w:val="left"/>
+      <w:pPr>
+        <w:ind w:left="720" w:hanging="360"/>
+      </w:pPr>
+      <w:rPr>
+        <w:rFonts w:hint="default"/>
+      </w:rPr>
+    </w:lvl>
+    <w:lvl w:ilvl="1" w:tplc="04190019" w:tentative="1">
+      <w:start w:val="1"/>
+      <w:numFmt w:val="lowerLetter"/>
+      <w:lvlText w:val="%2."/>
+      <w:lvlJc w:val="left"/>
+      <w:pPr>
+        <w:ind w:left="1440" w:hanging="360"/>
+      </w:pPr>
+    </w:lvl>
+    <w:lvl w:ilvl="2" w:tplc="0419001B" w:tentative="1">
+      <w:start w:val="1"/>
+      <w:numFmt w:val="lowerRoman"/>
+      <w:lvlText w:val="%3."/>
+      <w:lvlJc w:val="right"/>
+      <w:pPr>
+        <w:ind w:left="2160" w:hanging="180"/>
+      </w:pPr>
+    </w:lvl>
+    <w:lvl w:ilvl="3" w:tplc="0419000F" w:tentative="1">
+      <w:start w:val="1"/>
+      <w:numFmt w:val="decimal"/>
+      <w:lvlText w:val="%4."/>
+      <w:lvlJc w:val="left"/>
+      <w:pPr>
+        <w:ind w:left="2880" w:hanging="360"/>
+      </w:pPr>
+    </w:lvl>
+    <w:lvl w:ilvl="4" w:tplc="04190019" w:tentative="1">
+      <w:start w:val="1"/>
+      <w:numFmt w:val="lowerLetter"/>
+      <w:lvlText w:val="%5."/>
+      <w:lvlJc w:val="left"/>
+      <w:pPr>
+        <w:ind w:left="3600" w:hanging="360"/>
+      </w:pPr>
+    </w:lvl>
+    <w:lvl w:ilvl="5" w:tplc="0419001B" w:tentative="1">
+      <w:start w:val="1"/>
+      <w:numFmt w:val="lowerRoman"/>
+      <w:lvlText w:val="%6."/>
+      <w:lvlJc w:val="right"/>
+      <w:pPr>
+        <w:ind w:left="4320" w:hanging="180"/>
+      </w:pPr>
+    </w:lvl>
+    <w:lvl w:ilvl="6" w:tplc="0419000F" w:tentative="1">
+      <w:start w:val="1"/>
+      <w:numFmt w:val="decimal"/>
+      <w:lvlText w:val="%7."/>
+      <w:lvlJc w:val="left"/>
+      <w:pPr>
+        <w:ind w:left="5040" w:hanging="360"/>
+      </w:pPr>
+    </w:lvl>
+    <w:lvl w:ilvl="7" w:tplc="04190019" w:tentative="1">
+      <w:start w:val="1"/>
+      <w:numFmt w:val="lowerLetter"/>
+      <w:lvlText w:val="%8."/>
+      <w:lvlJc w:val="left"/>
+      <w:pPr>
+        <w:ind w:left="5760" w:hanging="360"/>
+      </w:pPr>
+    </w:lvl>
+    <w:lvl w:ilvl="8" w:tplc="0419001B" w:tentative="1">
+      <w:start w:val="1"/>
+      <w:numFmt w:val="lowerRoman"/>
+      <w:lvlText w:val="%9."/>
+      <w:lvlJc w:val="right"/>
+      <w:pPr>
+        <w:ind w:left="6480" w:hanging="180"/>
+      </w:pPr>
+    </w:lvl>
+  </w:abstractNum>
+  <w:abstractNum w:abstractNumId="5" w15:restartNumberingAfterBreak="0">
     <w:nsid w:val="6A5C2826"/>
     <w:multiLevelType w:val="hybridMultilevel"/>
     <w:tmpl w:val="A48658D8"/>
@@ -1958,11 +4337,207 @@
       </w:rPr>
     </w:lvl>
   </w:abstractNum>
+  <w:abstractNum w:abstractNumId="6" w15:restartNumberingAfterBreak="0">
+    <w:nsid w:val="6AA92918"/>
+    <w:multiLevelType w:val="hybridMultilevel"/>
+    <w:tmpl w:val="8BBAE088"/>
+    <w:lvl w:ilvl="0" w:tplc="0419000F">
+      <w:start w:val="1"/>
+      <w:numFmt w:val="decimal"/>
+      <w:lvlText w:val="%1."/>
+      <w:lvlJc w:val="left"/>
+      <w:pPr>
+        <w:ind w:left="720" w:hanging="360"/>
+      </w:pPr>
+      <w:rPr>
+        <w:rFonts w:hint="default"/>
+      </w:rPr>
+    </w:lvl>
+    <w:lvl w:ilvl="1" w:tplc="04190019" w:tentative="1">
+      <w:start w:val="1"/>
+      <w:numFmt w:val="lowerLetter"/>
+      <w:lvlText w:val="%2."/>
+      <w:lvlJc w:val="left"/>
+      <w:pPr>
+        <w:ind w:left="1440" w:hanging="360"/>
+      </w:pPr>
+    </w:lvl>
+    <w:lvl w:ilvl="2" w:tplc="0419001B" w:tentative="1">
+      <w:start w:val="1"/>
+      <w:numFmt w:val="lowerRoman"/>
+      <w:lvlText w:val="%3."/>
+      <w:lvlJc w:val="right"/>
+      <w:pPr>
+        <w:ind w:left="2160" w:hanging="180"/>
+      </w:pPr>
+    </w:lvl>
+    <w:lvl w:ilvl="3" w:tplc="0419000F" w:tentative="1">
+      <w:start w:val="1"/>
+      <w:numFmt w:val="decimal"/>
+      <w:lvlText w:val="%4."/>
+      <w:lvlJc w:val="left"/>
+      <w:pPr>
+        <w:ind w:left="2880" w:hanging="360"/>
+      </w:pPr>
+    </w:lvl>
+    <w:lvl w:ilvl="4" w:tplc="04190019" w:tentative="1">
+      <w:start w:val="1"/>
+      <w:numFmt w:val="lowerLetter"/>
+      <w:lvlText w:val="%5."/>
+      <w:lvlJc w:val="left"/>
+      <w:pPr>
+        <w:ind w:left="3600" w:hanging="360"/>
+      </w:pPr>
+    </w:lvl>
+    <w:lvl w:ilvl="5" w:tplc="0419001B" w:tentative="1">
+      <w:start w:val="1"/>
+      <w:numFmt w:val="lowerRoman"/>
+      <w:lvlText w:val="%6."/>
+      <w:lvlJc w:val="right"/>
+      <w:pPr>
+        <w:ind w:left="4320" w:hanging="180"/>
+      </w:pPr>
+    </w:lvl>
+    <w:lvl w:ilvl="6" w:tplc="0419000F" w:tentative="1">
+      <w:start w:val="1"/>
+      <w:numFmt w:val="decimal"/>
+      <w:lvlText w:val="%7."/>
+      <w:lvlJc w:val="left"/>
+      <w:pPr>
+        <w:ind w:left="5040" w:hanging="360"/>
+      </w:pPr>
+    </w:lvl>
+    <w:lvl w:ilvl="7" w:tplc="04190019" w:tentative="1">
+      <w:start w:val="1"/>
+      <w:numFmt w:val="lowerLetter"/>
+      <w:lvlText w:val="%8."/>
+      <w:lvlJc w:val="left"/>
+      <w:pPr>
+        <w:ind w:left="5760" w:hanging="360"/>
+      </w:pPr>
+    </w:lvl>
+    <w:lvl w:ilvl="8" w:tplc="0419001B" w:tentative="1">
+      <w:start w:val="1"/>
+      <w:numFmt w:val="lowerRoman"/>
+      <w:lvlText w:val="%9."/>
+      <w:lvlJc w:val="right"/>
+      <w:pPr>
+        <w:ind w:left="6480" w:hanging="180"/>
+      </w:pPr>
+    </w:lvl>
+  </w:abstractNum>
+  <w:abstractNum w:abstractNumId="7" w15:restartNumberingAfterBreak="0">
+    <w:nsid w:val="70216ED7"/>
+    <w:multiLevelType w:val="hybridMultilevel"/>
+    <w:tmpl w:val="5C9C5862"/>
+    <w:lvl w:ilvl="0" w:tplc="0419000F">
+      <w:start w:val="1"/>
+      <w:numFmt w:val="decimal"/>
+      <w:lvlText w:val="%1."/>
+      <w:lvlJc w:val="left"/>
+      <w:pPr>
+        <w:ind w:left="720" w:hanging="360"/>
+      </w:pPr>
+      <w:rPr>
+        <w:rFonts w:hint="default"/>
+      </w:rPr>
+    </w:lvl>
+    <w:lvl w:ilvl="1" w:tplc="04190019" w:tentative="1">
+      <w:start w:val="1"/>
+      <w:numFmt w:val="lowerLetter"/>
+      <w:lvlText w:val="%2."/>
+      <w:lvlJc w:val="left"/>
+      <w:pPr>
+        <w:ind w:left="1440" w:hanging="360"/>
+      </w:pPr>
+    </w:lvl>
+    <w:lvl w:ilvl="2" w:tplc="0419001B" w:tentative="1">
+      <w:start w:val="1"/>
+      <w:numFmt w:val="lowerRoman"/>
+      <w:lvlText w:val="%3."/>
+      <w:lvlJc w:val="right"/>
+      <w:pPr>
+        <w:ind w:left="2160" w:hanging="180"/>
+      </w:pPr>
+    </w:lvl>
+    <w:lvl w:ilvl="3" w:tplc="0419000F" w:tentative="1">
+      <w:start w:val="1"/>
+      <w:numFmt w:val="decimal"/>
+      <w:lvlText w:val="%4."/>
+      <w:lvlJc w:val="left"/>
+      <w:pPr>
+        <w:ind w:left="2880" w:hanging="360"/>
+      </w:pPr>
+    </w:lvl>
+    <w:lvl w:ilvl="4" w:tplc="04190019" w:tentative="1">
+      <w:start w:val="1"/>
+      <w:numFmt w:val="lowerLetter"/>
+      <w:lvlText w:val="%5."/>
+      <w:lvlJc w:val="left"/>
+      <w:pPr>
+        <w:ind w:left="3600" w:hanging="360"/>
+      </w:pPr>
+    </w:lvl>
+    <w:lvl w:ilvl="5" w:tplc="0419001B" w:tentative="1">
+      <w:start w:val="1"/>
+      <w:numFmt w:val="lowerRoman"/>
+      <w:lvlText w:val="%6."/>
+      <w:lvlJc w:val="right"/>
+      <w:pPr>
+        <w:ind w:left="4320" w:hanging="180"/>
+      </w:pPr>
+    </w:lvl>
+    <w:lvl w:ilvl="6" w:tplc="0419000F" w:tentative="1">
+      <w:start w:val="1"/>
+      <w:numFmt w:val="decimal"/>
+      <w:lvlText w:val="%7."/>
+      <w:lvlJc w:val="left"/>
+      <w:pPr>
+        <w:ind w:left="5040" w:hanging="360"/>
+      </w:pPr>
+    </w:lvl>
+    <w:lvl w:ilvl="7" w:tplc="04190019" w:tentative="1">
+      <w:start w:val="1"/>
+      <w:numFmt w:val="lowerLetter"/>
+      <w:lvlText w:val="%8."/>
+      <w:lvlJc w:val="left"/>
+      <w:pPr>
+        <w:ind w:left="5760" w:hanging="360"/>
+      </w:pPr>
+    </w:lvl>
+    <w:lvl w:ilvl="8" w:tplc="0419001B" w:tentative="1">
+      <w:start w:val="1"/>
+      <w:numFmt w:val="lowerRoman"/>
+      <w:lvlText w:val="%9."/>
+      <w:lvlJc w:val="right"/>
+      <w:pPr>
+        <w:ind w:left="6480" w:hanging="180"/>
+      </w:pPr>
+    </w:lvl>
+  </w:abstractNum>
   <w:num w:numId="1" w16cid:durableId="822939079">
-    <w:abstractNumId w:val="1"/>
+    <w:abstractNumId w:val="5"/>
   </w:num>
   <w:num w:numId="2" w16cid:durableId="154339654">
     <w:abstractNumId w:val="0"/>
+  </w:num>
+  <w:num w:numId="3" w16cid:durableId="695932781">
+    <w:abstractNumId w:val="1"/>
+  </w:num>
+  <w:num w:numId="4" w16cid:durableId="443965647">
+    <w:abstractNumId w:val="7"/>
+  </w:num>
+  <w:num w:numId="5" w16cid:durableId="1592812218">
+    <w:abstractNumId w:val="2"/>
+  </w:num>
+  <w:num w:numId="6" w16cid:durableId="484513444">
+    <w:abstractNumId w:val="3"/>
+  </w:num>
+  <w:num w:numId="7" w16cid:durableId="1409424379">
+    <w:abstractNumId w:val="4"/>
+  </w:num>
+  <w:num w:numId="8" w16cid:durableId="1028600352">
+    <w:abstractNumId w:val="6"/>
   </w:num>
 </w:numbering>
 </file>
@@ -2365,7 +4940,7 @@
   <w:style w:type="paragraph" w:default="1" w:styleId="a">
     <w:name w:val="Normal"/>
     <w:qFormat/>
-    <w:rsid w:val="00B915B7"/>
+    <w:rsid w:val="00BB44EA"/>
     <w:pPr>
       <w:spacing w:line="240" w:lineRule="auto"/>
     </w:pPr>
@@ -2575,6 +5150,7 @@
   <w:style w:type="character" w:default="1" w:styleId="a0">
     <w:name w:val="Default Paragraph Font"/>
     <w:uiPriority w:val="1"/>
+    <w:semiHidden/>
     <w:unhideWhenUsed/>
   </w:style>
   <w:style w:type="table" w:default="1" w:styleId="a1">
@@ -2897,6 +5473,25 @@
       <w:spacing w:val="5"/>
     </w:rPr>
   </w:style>
+  <w:style w:type="table" w:styleId="ac">
+    <w:name w:val="Table Grid"/>
+    <w:basedOn w:val="a1"/>
+    <w:uiPriority w:val="39"/>
+    <w:rsid w:val="00727AEC"/>
+    <w:pPr>
+      <w:spacing w:after="0" w:line="240" w:lineRule="auto"/>
+    </w:pPr>
+    <w:tblPr>
+      <w:tblBorders>
+        <w:top w:val="single" w:sz="4" w:space="0" w:color="auto"/>
+        <w:left w:val="single" w:sz="4" w:space="0" w:color="auto"/>
+        <w:bottom w:val="single" w:sz="4" w:space="0" w:color="auto"/>
+        <w:right w:val="single" w:sz="4" w:space="0" w:color="auto"/>
+        <w:insideH w:val="single" w:sz="4" w:space="0" w:color="auto"/>
+        <w:insideV w:val="single" w:sz="4" w:space="0" w:color="auto"/>
+      </w:tblBorders>
+    </w:tblPr>
+  </w:style>
 </w:styles>
 </file>
 
